--- a/doc/詩/宋朝/陸游/陸游-示兒.docx
+++ b/doc/詩/宋朝/陸游/陸游-示兒.docx
@@ -1,6 +1,6 @@
 
 <file path=word/document.xml><?xml version="1.0" encoding="utf-8"?>
-<w:document xmlns:wpc="http://schemas.microsoft.com/office/word/2010/wordprocessingCanvas" xmlns:cx="http://schemas.microsoft.com/office/drawing/2014/chartex" xmlns:cx1="http://schemas.microsoft.com/office/drawing/2015/9/8/chartex" xmlns:cx2="http://schemas.microsoft.com/office/drawing/2015/10/21/chartex" xmlns:cx3="http://schemas.microsoft.com/office/drawing/2016/5/9/chartex" xmlns:cx4="http://schemas.microsoft.com/office/drawing/2016/5/10/chartex" xmlns:cx5="http://schemas.microsoft.com/office/drawing/2016/5/11/chartex" xmlns:cx6="http://schemas.microsoft.com/office/drawing/2016/5/12/chartex" xmlns:cx7="http://schemas.microsoft.com/office/drawing/2016/5/13/chartex" xmlns:cx8="http://schemas.microsoft.com/office/drawing/2016/5/14/chartex" xmlns:mc="http://schemas.openxmlformats.org/markup-compatibility/2006" xmlns:aink="http://schemas.microsoft.com/office/drawing/2016/ink" xmlns:am3d="http://schemas.microsoft.com/office/drawing/2017/model3d" xmlns:o="urn:schemas-microsoft-com:office:office" xmlns:oel="http://schemas.microsoft.com/office/2019/extlst" xmlns:r="http://schemas.openxmlformats.org/officeDocument/2006/relationships" xmlns:m="http://schemas.openxmlformats.org/officeDocument/2006/math" xmlns:v="urn:schemas-microsoft-com:vml" xmlns:wp14="http://schemas.microsoft.com/office/word/2010/wordprocessingDrawing" xmlns:wp="http://schemas.openxmlformats.org/drawingml/2006/wordprocessingDrawing" xmlns:w10="urn:schemas-microsoft-com:office:word" xmlns:w="http://schemas.openxmlformats.org/wordprocessingml/2006/main" xmlns:w14="http://schemas.microsoft.com/office/word/2010/wordml" xmlns:w15="http://schemas.microsoft.com/office/word/2012/wordml" xmlns:w16cex="http://schemas.microsoft.com/office/word/2018/wordml/cex" xmlns:w16cid="http://schemas.microsoft.com/office/word/2016/wordml/cid" xmlns:w16="http://schemas.microsoft.com/office/word/2018/wordml" xmlns:w16du="http://schemas.microsoft.com/office/word/2023/wordml/word16du" xmlns:w16sdtdh="http://schemas.microsoft.com/office/word/2020/wordml/sdtdatahash" xmlns:w16se="http://schemas.microsoft.com/office/word/2015/wordml/symex" xmlns:wpg="http://schemas.microsoft.com/office/word/2010/wordprocessingGroup" xmlns:wpi="http://schemas.microsoft.com/office/word/2010/wordprocessingInk" xmlns:wne="http://schemas.microsoft.com/office/word/2006/wordml" xmlns:wps="http://schemas.microsoft.com/office/word/2010/wordprocessingShape" mc:Ignorable="w14 w15 w16se w16cid w16 w16cex w16sdtdh wp14">
+<w:document xmlns:wpc="http://schemas.microsoft.com/office/word/2010/wordprocessingCanvas" xmlns:cx="http://schemas.microsoft.com/office/drawing/2014/chartex" xmlns:cx1="http://schemas.microsoft.com/office/drawing/2015/9/8/chartex" xmlns:cx2="http://schemas.microsoft.com/office/drawing/2015/10/21/chartex" xmlns:cx3="http://schemas.microsoft.com/office/drawing/2016/5/9/chartex" xmlns:cx4="http://schemas.microsoft.com/office/drawing/2016/5/10/chartex" xmlns:cx5="http://schemas.microsoft.com/office/drawing/2016/5/11/chartex" xmlns:cx6="http://schemas.microsoft.com/office/drawing/2016/5/12/chartex" xmlns:cx7="http://schemas.microsoft.com/office/drawing/2016/5/13/chartex" xmlns:cx8="http://schemas.microsoft.com/office/drawing/2016/5/14/chartex" xmlns:mc="http://schemas.openxmlformats.org/markup-compatibility/2006" xmlns:aink="http://schemas.microsoft.com/office/drawing/2016/ink" xmlns:am3d="http://schemas.microsoft.com/office/drawing/2017/model3d" xmlns:o="urn:schemas-microsoft-com:office:office" xmlns:r="http://schemas.openxmlformats.org/officeDocument/2006/relationships" xmlns:m="http://schemas.openxmlformats.org/officeDocument/2006/math" xmlns:v="urn:schemas-microsoft-com:vml" xmlns:wp14="http://schemas.microsoft.com/office/word/2010/wordprocessingDrawing" xmlns:wp="http://schemas.openxmlformats.org/drawingml/2006/wordprocessingDrawing" xmlns:w10="urn:schemas-microsoft-com:office:word" xmlns:w="http://schemas.openxmlformats.org/wordprocessingml/2006/main" xmlns:w14="http://schemas.microsoft.com/office/word/2010/wordml" xmlns:w15="http://schemas.microsoft.com/office/word/2012/wordml" xmlns:w16cex="http://schemas.microsoft.com/office/word/2018/wordml/cex" xmlns:w16cid="http://schemas.microsoft.com/office/word/2016/wordml/cid" xmlns:w16="http://schemas.microsoft.com/office/word/2018/wordml" xmlns:w16sdtdh="http://schemas.microsoft.com/office/word/2020/wordml/sdtdatahash" xmlns:w16se="http://schemas.microsoft.com/office/word/2015/wordml/symex" xmlns:wpg="http://schemas.microsoft.com/office/word/2010/wordprocessingGroup" xmlns:wpi="http://schemas.microsoft.com/office/word/2010/wordprocessingInk" xmlns:wne="http://schemas.microsoft.com/office/word/2006/wordml" xmlns:wps="http://schemas.microsoft.com/office/word/2010/wordprocessingShape" mc:Ignorable="w14 w15 w16se w16cid w16 w16cex w16sdtdh wp14">
   <w:body>
     <w:p>
       <w:pPr>
@@ -183,7 +183,7 @@
     </w:p>
     <w:p>
       <w:pPr>
-        <w:spacing w:after="0" w:line="440" w:lineRule="exact"/>
+        <w:spacing w:after="0" w:line="480" w:lineRule="exact"/>
         <w:ind w:left="0" w:right="0" w:firstLine="0"/>
         <w:rPr>
           <w:szCs w:val="28"/>
@@ -194,12 +194,12 @@
           <w:rFonts w:hint="eastAsia"/>
           <w:szCs w:val="28"/>
         </w:rPr>
-        <w:t>我本來知道，當我死後，人間的一切就都和我無關了；但唯一使我痛心的，就是我沒能親眼看到祖國的統一。</w:t>
+        <w:t>我本來知道，當我死後，人間的一切就都和我無關了；但唯一使我痛心的，就是沒能親眼看到祖國的統一。</w:t>
       </w:r>
     </w:p>
     <w:p>
       <w:pPr>
-        <w:spacing w:after="0" w:line="440" w:lineRule="exact"/>
+        <w:spacing w:after="0" w:line="480" w:lineRule="exact"/>
         <w:ind w:left="0" w:right="0" w:firstLine="0"/>
         <w:rPr>
           <w:szCs w:val="28"/>
@@ -245,8 +245,8 @@
           <w:ilvl w:val="0"/>
           <w:numId w:val="35"/>
         </w:numPr>
-        <w:spacing w:after="0" w:line="440" w:lineRule="exact"/>
-        <w:ind w:leftChars="0" w:left="465" w:right="0" w:hanging="482"/>
+        <w:spacing w:after="0" w:line="480" w:lineRule="exact"/>
+        <w:ind w:leftChars="0" w:left="284" w:right="0" w:hanging="301"/>
         <w:rPr>
           <w:color w:val="0F0F0F"/>
           <w:szCs w:val="28"/>
@@ -278,8 +278,8 @@
           <w:ilvl w:val="0"/>
           <w:numId w:val="35"/>
         </w:numPr>
-        <w:spacing w:after="0" w:line="440" w:lineRule="exact"/>
-        <w:ind w:leftChars="0" w:left="465" w:right="0" w:hanging="482"/>
+        <w:spacing w:after="0" w:line="480" w:lineRule="exact"/>
+        <w:ind w:leftChars="0" w:left="284" w:right="0" w:hanging="301"/>
         <w:rPr>
           <w:color w:val="0F0F0F"/>
           <w:szCs w:val="28"/>
@@ -311,8 +311,8 @@
           <w:ilvl w:val="0"/>
           <w:numId w:val="35"/>
         </w:numPr>
-        <w:spacing w:after="0" w:line="440" w:lineRule="exact"/>
-        <w:ind w:leftChars="0" w:left="465" w:right="0" w:hanging="482"/>
+        <w:spacing w:after="0" w:line="480" w:lineRule="exact"/>
+        <w:ind w:leftChars="0" w:left="284" w:right="0" w:hanging="301"/>
         <w:rPr>
           <w:color w:val="0F0F0F"/>
           <w:szCs w:val="28"/>
@@ -421,8 +421,8 @@
           <w:ilvl w:val="0"/>
           <w:numId w:val="35"/>
         </w:numPr>
-        <w:spacing w:after="0" w:line="440" w:lineRule="exact"/>
-        <w:ind w:leftChars="0" w:left="465" w:right="0" w:hanging="482"/>
+        <w:spacing w:after="0" w:line="480" w:lineRule="exact"/>
+        <w:ind w:leftChars="0" w:left="284" w:right="0" w:hanging="301"/>
         <w:rPr>
           <w:color w:val="0F0F0F"/>
           <w:szCs w:val="28"/>
@@ -444,8 +444,8 @@
           <w:ilvl w:val="0"/>
           <w:numId w:val="35"/>
         </w:numPr>
-        <w:spacing w:after="0" w:line="440" w:lineRule="exact"/>
-        <w:ind w:leftChars="0" w:left="465" w:right="0" w:hanging="482"/>
+        <w:spacing w:after="0" w:line="480" w:lineRule="exact"/>
+        <w:ind w:leftChars="0" w:left="284" w:right="0" w:hanging="301"/>
         <w:rPr>
           <w:color w:val="0F0F0F"/>
           <w:szCs w:val="28"/>
@@ -484,8 +484,8 @@
           <w:ilvl w:val="0"/>
           <w:numId w:val="35"/>
         </w:numPr>
-        <w:spacing w:after="0" w:line="440" w:lineRule="exact"/>
-        <w:ind w:leftChars="0" w:left="465" w:right="0" w:hanging="482"/>
+        <w:spacing w:after="0" w:line="480" w:lineRule="exact"/>
+        <w:ind w:leftChars="0" w:left="284" w:right="0" w:hanging="301"/>
         <w:rPr>
           <w:color w:val="0F0F0F"/>
           <w:szCs w:val="28"/>
@@ -517,8 +517,8 @@
           <w:ilvl w:val="0"/>
           <w:numId w:val="35"/>
         </w:numPr>
-        <w:spacing w:after="0" w:line="440" w:lineRule="exact"/>
-        <w:ind w:leftChars="0" w:left="465" w:right="0" w:hanging="482"/>
+        <w:spacing w:after="0" w:line="480" w:lineRule="exact"/>
+        <w:ind w:leftChars="0" w:left="284" w:right="0" w:hanging="301"/>
         <w:rPr>
           <w:color w:val="0F0F0F"/>
           <w:szCs w:val="28"/>
@@ -574,11 +574,11 @@
           <w:ilvl w:val="0"/>
           <w:numId w:val="35"/>
         </w:numPr>
-        <w:spacing w:after="0" w:line="440" w:lineRule="exact"/>
-        <w:ind w:leftChars="0" w:left="465" w:right="0" w:hanging="482"/>
-        <w:rPr>
-          <w:sz w:val="32"/>
-          <w:szCs w:val="32"/>
+        <w:spacing w:after="0" w:line="480" w:lineRule="exact"/>
+        <w:ind w:leftChars="0" w:left="284" w:right="0" w:hanging="301"/>
+        <w:rPr>
+          <w:color w:val="0F0F0F"/>
+          <w:szCs w:val="28"/>
         </w:rPr>
       </w:pPr>
       <w:proofErr w:type="gramStart"/>
@@ -640,6 +640,7 @@
       <w:pPr>
         <w:spacing w:after="0" w:line="440" w:lineRule="exact"/>
         <w:ind w:left="-17" w:right="0" w:firstLine="0"/>
+        <w:jc w:val="both"/>
         <w:rPr>
           <w:szCs w:val="28"/>
         </w:rPr>
@@ -736,13 +737,26 @@
         <w:rPr>
           <w:szCs w:val="28"/>
         </w:rPr>
-        <w:t>一病不起，在臨終前，留下了一首《示兒》，表達了詩人的無奈以及對收復失地的期盼。</w:t>
+        <w:t>一病不起，在臨終前，留下了一首《示兒》</w:t>
+      </w:r>
+      <w:r>
+        <w:rPr>
+          <w:szCs w:val="28"/>
+        </w:rPr>
+        <w:br/>
+      </w:r>
+      <w:r>
+        <w:rPr>
+          <w:szCs w:val="28"/>
+        </w:rPr>
+        <w:t>，表達了詩人的無奈以及對收復失地的期盼。</w:t>
       </w:r>
     </w:p>
     <w:p>
       <w:pPr>
         <w:spacing w:beforeLines="50" w:before="120" w:after="0" w:line="440" w:lineRule="exact"/>
         <w:ind w:left="-17" w:right="0" w:firstLine="0"/>
+        <w:jc w:val="both"/>
         <w:rPr>
           <w:szCs w:val="28"/>
         </w:rPr>
@@ -759,8 +773,9 @@
     </w:p>
     <w:p>
       <w:pPr>
-        <w:spacing w:after="0" w:line="440" w:lineRule="exact"/>
+        <w:spacing w:after="0" w:line="480" w:lineRule="exact"/>
         <w:ind w:left="-6" w:right="0" w:hanging="11"/>
+        <w:jc w:val="both"/>
         <w:rPr>
           <w:bCs/>
           <w:szCs w:val="28"/>
@@ -779,14 +794,23 @@
           <w:rFonts w:hint="eastAsia"/>
           <w:bCs/>
           <w:szCs w:val="28"/>
-        </w:rPr>
-        <w:t>此詩是</w:t>
+          <w:u w:val="single"/>
+        </w:rPr>
+        <w:t>南宋</w:t>
       </w:r>
       <w:r>
         <w:rPr>
           <w:rFonts w:hint="eastAsia"/>
           <w:bCs/>
           <w:szCs w:val="28"/>
+        </w:rPr>
+        <w:t>愛國詩人</w:t>
+      </w:r>
+      <w:r>
+        <w:rPr>
+          <w:rFonts w:hint="eastAsia"/>
+          <w:bCs/>
+          <w:szCs w:val="28"/>
           <w:u w:val="single"/>
         </w:rPr>
         <w:t>陸游</w:t>
@@ -797,832 +821,415 @@
           <w:bCs/>
           <w:szCs w:val="28"/>
         </w:rPr>
-        <w:t>愛國詩中的又</w:t>
-      </w:r>
-      <w:proofErr w:type="gramStart"/>
+        <w:t>的《示兒》，是他在臨終之際寫給兒子的絕筆詩。這首詩沒有流淚的哀怨，也沒有華麗的</w:t>
+      </w:r>
+      <w:r>
+        <w:rPr>
+          <w:rFonts w:hint="eastAsia"/>
+          <w:b/>
+          <w:szCs w:val="28"/>
+        </w:rPr>
+        <w:t>藻飾</w:t>
+      </w:r>
       <w:r>
         <w:rPr>
           <w:rFonts w:hint="eastAsia"/>
           <w:bCs/>
           <w:szCs w:val="28"/>
         </w:rPr>
-        <w:t>一首名篇</w:t>
-      </w:r>
-      <w:proofErr w:type="gramEnd"/>
+        <w:t>，卻用最質樸、最真摯的語言，</w:t>
+      </w:r>
+      <w:r>
+        <w:rPr>
+          <w:rFonts w:hint="eastAsia"/>
+          <w:b/>
+          <w:szCs w:val="28"/>
+        </w:rPr>
+        <w:t>凝聚</w:t>
+      </w:r>
       <w:r>
         <w:rPr>
           <w:rFonts w:hint="eastAsia"/>
           <w:bCs/>
           <w:szCs w:val="28"/>
         </w:rPr>
-        <w:t>。</w:t>
-      </w:r>
-      <w:r>
-        <w:rPr>
-          <w:rFonts w:hint="eastAsia"/>
-          <w:bCs/>
-          <w:szCs w:val="28"/>
-          <w:u w:val="single"/>
-        </w:rPr>
-        <w:t>陸游</w:t>
-      </w:r>
-      <w:r>
-        <w:rPr>
-          <w:rFonts w:hint="eastAsia"/>
-          <w:bCs/>
-          <w:szCs w:val="28"/>
-        </w:rPr>
-        <w:t>一生致力於抗</w:t>
-      </w:r>
-      <w:r>
-        <w:rPr>
-          <w:rFonts w:hint="eastAsia"/>
-          <w:bCs/>
-          <w:szCs w:val="28"/>
-          <w:u w:val="single"/>
-        </w:rPr>
-        <w:t>金</w:t>
-      </w:r>
-      <w:r>
-        <w:rPr>
-          <w:rFonts w:hint="eastAsia"/>
-          <w:bCs/>
-          <w:szCs w:val="28"/>
-        </w:rPr>
-        <w:t>鬥爭，一直希望能收復</w:t>
-      </w:r>
-      <w:r>
-        <w:rPr>
-          <w:rFonts w:hint="eastAsia"/>
-          <w:bCs/>
-          <w:szCs w:val="28"/>
-          <w:u w:val="single"/>
-        </w:rPr>
-        <w:t>中原</w:t>
-      </w:r>
-      <w:r>
-        <w:rPr>
-          <w:rFonts w:hint="eastAsia"/>
-          <w:bCs/>
-          <w:szCs w:val="28"/>
-        </w:rPr>
-        <w:t>。</w:t>
-      </w:r>
-      <w:proofErr w:type="gramStart"/>
-      <w:r>
-        <w:rPr>
-          <w:rFonts w:hint="eastAsia"/>
-          <w:bCs/>
-          <w:szCs w:val="28"/>
-        </w:rPr>
-        <w:t>雖然頻遇挫折</w:t>
-      </w:r>
-      <w:proofErr w:type="gramEnd"/>
-      <w:r>
-        <w:rPr>
-          <w:rFonts w:hint="eastAsia"/>
-          <w:bCs/>
-          <w:szCs w:val="28"/>
-        </w:rPr>
-        <w:t>，卻仍然未改變初衷。</w:t>
-      </w:r>
-      <w:proofErr w:type="gramStart"/>
-      <w:r>
-        <w:rPr>
-          <w:rFonts w:hint="eastAsia"/>
-          <w:bCs/>
-          <w:szCs w:val="28"/>
-        </w:rPr>
-        <w:t>從詩中</w:t>
-      </w:r>
-      <w:proofErr w:type="gramEnd"/>
-      <w:r>
-        <w:rPr>
-          <w:rFonts w:hint="eastAsia"/>
-          <w:bCs/>
-          <w:szCs w:val="28"/>
-        </w:rPr>
-        <w:t>可以領會到詩人的愛國激情是何等的執著、深</w:t>
-      </w:r>
-      <w:proofErr w:type="gramStart"/>
-      <w:r>
-        <w:rPr>
-          <w:rFonts w:hint="eastAsia"/>
-          <w:bCs/>
-          <w:szCs w:val="28"/>
-        </w:rPr>
-        <w:t>沉</w:t>
-      </w:r>
-      <w:proofErr w:type="gramEnd"/>
-      <w:r>
-        <w:rPr>
-          <w:rFonts w:hint="eastAsia"/>
-          <w:bCs/>
-          <w:szCs w:val="28"/>
-        </w:rPr>
-        <w:t>、熱烈、真摯！也凝聚著詩人畢生的心事，詩人始終如一地抱著當時</w:t>
-      </w:r>
-      <w:r>
-        <w:rPr>
-          <w:rFonts w:hint="eastAsia"/>
-          <w:bCs/>
-          <w:szCs w:val="28"/>
-          <w:u w:val="single"/>
-        </w:rPr>
-        <w:t>漢</w:t>
-      </w:r>
-      <w:r>
-        <w:rPr>
-          <w:rFonts w:hint="eastAsia"/>
-          <w:bCs/>
-          <w:szCs w:val="28"/>
-        </w:rPr>
-        <w:t>民族必然要光復舊物的信念，對抗戰事業具有必勝的信心。題目是《示兒》，相當於遺囑。在短短的篇幅中，詩人</w:t>
-      </w:r>
-      <w:r>
-        <w:rPr>
-          <w:rFonts w:hint="eastAsia"/>
-          <w:b/>
-          <w:szCs w:val="28"/>
-        </w:rPr>
-        <w:t>披肝瀝膽</w:t>
-      </w:r>
-      <w:r>
-        <w:rPr>
-          <w:rFonts w:hint="eastAsia"/>
-          <w:bCs/>
-          <w:szCs w:val="28"/>
-        </w:rPr>
-        <w:t>地囑咐著兒子，無比光明</w:t>
-      </w:r>
-      <w:r>
-        <w:rPr>
-          <w:rFonts w:hint="eastAsia"/>
-          <w:b/>
-          <w:szCs w:val="28"/>
-        </w:rPr>
-        <w:t>磊落</w:t>
-      </w:r>
-      <w:r>
-        <w:rPr>
-          <w:rFonts w:hint="eastAsia"/>
-          <w:bCs/>
-          <w:szCs w:val="28"/>
-        </w:rPr>
-        <w:t>，激動人心！濃濃的愛國之情躍然紙上。</w:t>
+        <w:t>了他一生渴望國家統一的強大信念，成為千古傳誦的愛國絕唱。</w:t>
       </w:r>
     </w:p>
     <w:p>
       <w:pPr>
-        <w:spacing w:after="0" w:line="440" w:lineRule="exact"/>
+        <w:spacing w:after="0" w:line="480" w:lineRule="exact"/>
         <w:ind w:left="-6" w:right="0" w:hanging="11"/>
-        <w:rPr>
+        <w:jc w:val="both"/>
+      </w:pPr>
+      <w:r>
+        <w:rPr>
+          <w:rFonts w:hint="eastAsia"/>
           <w:bCs/>
           <w:szCs w:val="28"/>
         </w:rPr>
-      </w:pPr>
-      <w:r>
-        <w:rPr>
-          <w:rFonts w:hint="eastAsia"/>
+        <w:t xml:space="preserve">　　</w:t>
+      </w:r>
+      <w:hyperlink r:id="rId8" w:history="1"/>
+      <w:hyperlink r:id="rId9" w:history="1"/>
+      <w:hyperlink r:id="rId10" w:history="1"/>
+      <w:hyperlink r:id="rId11" w:history="1"/>
+      <w:r>
+        <w:rPr>
+          <w:rFonts w:hint="eastAsia"/>
+        </w:rPr>
+        <w:t>詩的前兩句展現了</w:t>
+      </w:r>
+      <w:r>
+        <w:rPr>
+          <w:rFonts w:hint="eastAsia"/>
+          <w:u w:val="single"/>
+        </w:rPr>
+        <w:t>陸游</w:t>
+      </w:r>
+      <w:r>
+        <w:rPr>
+          <w:rFonts w:hint="eastAsia"/>
+        </w:rPr>
+        <w:t>超然卻又無比沉痛的內心世界。開頭「</w:t>
+      </w:r>
+      <w:proofErr w:type="gramStart"/>
+      <w:r>
+        <w:rPr>
+          <w:rFonts w:hint="eastAsia"/>
+        </w:rPr>
+        <w:t>元知萬事</w:t>
+      </w:r>
+      <w:proofErr w:type="gramEnd"/>
+      <w:r>
+        <w:rPr>
+          <w:rFonts w:hint="eastAsia"/>
+        </w:rPr>
+        <w:t>空」</w:t>
+      </w:r>
+      <w:proofErr w:type="gramStart"/>
+      <w:r>
+        <w:rPr>
+          <w:rFonts w:hint="eastAsia"/>
+        </w:rPr>
+        <w:t>化用了</w:t>
+      </w:r>
+      <w:proofErr w:type="gramEnd"/>
+      <w:r>
+        <w:rPr>
+          <w:rFonts w:hint="eastAsia"/>
+          <w:u w:val="single"/>
+        </w:rPr>
+        <w:t>佛家</w:t>
+      </w:r>
+      <w:r>
+        <w:rPr>
+          <w:rFonts w:hint="eastAsia"/>
+        </w:rPr>
+        <w:t>思想，詩人明白人死後萬物皆成空幻，自己對個人的生死、名利早已看淡。然而，一個「但」字將情感猛烈轉折</w:t>
+      </w:r>
+      <w:r>
+        <w:rPr>
+          <w:rFonts w:hint="eastAsia"/>
+        </w:rPr>
+        <w:t>--</w:t>
+      </w:r>
+      <w:r>
+        <w:rPr>
+          <w:rFonts w:hint="eastAsia"/>
+        </w:rPr>
+        <w:t>他唯一無法放下、深感悲痛的，是臨死前依然沒能親眼看見國土收復、</w:t>
+      </w:r>
+      <w:r>
+        <w:rPr>
+          <w:rFonts w:hint="eastAsia"/>
+          <w:b/>
           <w:bCs/>
-          <w:szCs w:val="28"/>
-        </w:rPr>
-        <w:t xml:space="preserve">    </w:t>
-      </w:r>
-      <w:r>
-        <w:rPr>
-          <w:rFonts w:hint="eastAsia"/>
+        </w:rPr>
+        <w:t>天下大同</w:t>
+      </w:r>
+      <w:r>
+        <w:rPr>
+          <w:rFonts w:hint="eastAsia"/>
+        </w:rPr>
+        <w:t>的景象。這種「不悲生死，只悲</w:t>
+      </w:r>
+      <w:proofErr w:type="gramStart"/>
+      <w:r>
+        <w:rPr>
+          <w:rFonts w:hint="eastAsia"/>
+        </w:rPr>
+        <w:t>國碎</w:t>
+      </w:r>
+      <w:proofErr w:type="gramEnd"/>
+      <w:r>
+        <w:rPr>
+          <w:rFonts w:hint="eastAsia"/>
+        </w:rPr>
+        <w:t>」的宏大</w:t>
+      </w:r>
+      <w:r>
+        <w:rPr>
+          <w:rFonts w:hint="eastAsia"/>
+          <w:b/>
           <w:bCs/>
-          <w:szCs w:val="28"/>
-        </w:rPr>
-        <w:t>詩人在寫此詩的十一年以前，嘆息過“</w:t>
-      </w:r>
-      <w:hyperlink r:id="rId8" w:history="1">
-        <w:r>
-          <w:rPr>
-            <w:rStyle w:val="a8"/>
-            <w:rFonts w:hint="eastAsia"/>
-            <w:bCs/>
-            <w:szCs w:val="28"/>
-          </w:rPr>
-          <w:t>死前恨不見中原</w:t>
-        </w:r>
-      </w:hyperlink>
-      <w:r>
-        <w:rPr>
-          <w:rFonts w:hint="eastAsia"/>
-          <w:bCs/>
-          <w:szCs w:val="28"/>
-        </w:rPr>
-        <w:t>”，在熱烈地期待著</w:t>
-      </w:r>
-      <w:r>
-        <w:rPr>
-          <w:rFonts w:hint="eastAsia"/>
-          <w:b/>
-          <w:szCs w:val="28"/>
-        </w:rPr>
-        <w:t>舊業</w:t>
-      </w:r>
-      <w:r>
-        <w:rPr>
-          <w:rFonts w:hint="eastAsia"/>
-          <w:bCs/>
-          <w:szCs w:val="28"/>
-        </w:rPr>
-        <w:t>的光復。直到臨終之際，詩人仍然抱有這樣堅定的信念，</w:t>
-      </w:r>
-      <w:r>
-        <w:rPr>
-          <w:rFonts w:hint="eastAsia"/>
-          <w:bCs/>
-          <w:szCs w:val="28"/>
-          <w:u w:val="single"/>
-        </w:rPr>
-        <w:t>宋朝</w:t>
-      </w:r>
-      <w:r>
-        <w:rPr>
-          <w:rFonts w:hint="eastAsia"/>
-          <w:bCs/>
-          <w:szCs w:val="28"/>
-        </w:rPr>
-        <w:t>的抗敵部隊要揮戈北上，趕走敵人，收復失地，平定</w:t>
-      </w:r>
-      <w:r>
-        <w:rPr>
-          <w:rFonts w:hint="eastAsia"/>
-          <w:bCs/>
-          <w:szCs w:val="28"/>
-          <w:u w:val="single"/>
-        </w:rPr>
-        <w:t>中原</w:t>
-      </w:r>
-      <w:r>
-        <w:rPr>
-          <w:rFonts w:hint="eastAsia"/>
-          <w:bCs/>
-          <w:szCs w:val="28"/>
-        </w:rPr>
-        <w:t>。這對於詩人自己，當然是看</w:t>
+        </w:rPr>
+        <w:t>胸襟</w:t>
+      </w:r>
+      <w:r>
+        <w:rPr>
+          <w:rFonts w:hint="eastAsia"/>
+        </w:rPr>
+        <w:t>，瞬間拉高</w:t>
       </w:r>
       <w:proofErr w:type="gramStart"/>
       <w:r>
         <w:rPr>
           <w:rFonts w:hint="eastAsia"/>
-          <w:bCs/>
-          <w:szCs w:val="28"/>
-        </w:rPr>
-        <w:t>不</w:t>
+        </w:rPr>
+        <w:t>了全詩的</w:t>
       </w:r>
       <w:proofErr w:type="gramEnd"/>
       <w:r>
         <w:rPr>
           <w:rFonts w:hint="eastAsia"/>
-          <w:bCs/>
-          <w:szCs w:val="28"/>
-        </w:rPr>
-        <w:t>到了，只有後代的兒孫們能看到。於是深情</w:t>
-      </w:r>
-      <w:r>
-        <w:rPr>
-          <w:rFonts w:hint="eastAsia"/>
-          <w:bCs/>
-          <w:szCs w:val="28"/>
-        </w:rPr>
-        <w:t>的</w:t>
-      </w:r>
-      <w:r>
-        <w:rPr>
-          <w:rFonts w:hint="eastAsia"/>
-          <w:bCs/>
-          <w:szCs w:val="28"/>
-        </w:rPr>
-        <w:t>囑咐兒子，當皇朝的軍隊收復</w:t>
-      </w:r>
-      <w:r>
-        <w:rPr>
-          <w:rFonts w:hint="eastAsia"/>
-          <w:bCs/>
-          <w:szCs w:val="28"/>
-          <w:u w:val="single"/>
-        </w:rPr>
-        <w:t>中原</w:t>
-      </w:r>
-      <w:r>
-        <w:rPr>
-          <w:rFonts w:hint="eastAsia"/>
-          <w:bCs/>
-          <w:szCs w:val="28"/>
-        </w:rPr>
-        <w:t>的時候，不要忘記把“北定中原”這個大好的訊息告訴詩人，以求了結一樁重大的心事。</w:t>
+        </w:rPr>
+        <w:t>格局。</w:t>
       </w:r>
     </w:p>
     <w:p>
       <w:pPr>
-        <w:spacing w:after="0" w:line="440" w:lineRule="exact"/>
+        <w:spacing w:after="0" w:line="480" w:lineRule="exact"/>
         <w:ind w:left="-6" w:right="0" w:hanging="11"/>
-        <w:rPr>
+        <w:jc w:val="both"/>
+      </w:pPr>
+      <w:r>
+        <w:rPr>
+          <w:rFonts w:hint="eastAsia"/>
+        </w:rPr>
+        <w:t xml:space="preserve">　　</w:t>
+      </w:r>
+      <w:proofErr w:type="gramStart"/>
+      <w:r>
+        <w:rPr>
+          <w:rFonts w:hint="eastAsia"/>
+        </w:rPr>
+        <w:t>後兩句則由</w:t>
+      </w:r>
+      <w:proofErr w:type="gramEnd"/>
+      <w:r>
+        <w:rPr>
+          <w:rFonts w:hint="eastAsia"/>
+        </w:rPr>
+        <w:t>悲痛轉為充滿希望的囑託。儘管</w:t>
+      </w:r>
+      <w:proofErr w:type="gramStart"/>
+      <w:r>
+        <w:rPr>
+          <w:rFonts w:hint="eastAsia"/>
+        </w:rPr>
+        <w:t>此生</w:t>
+      </w:r>
+      <w:r>
+        <w:rPr>
+          <w:rFonts w:hint="eastAsia"/>
+          <w:b/>
           <w:bCs/>
-          <w:szCs w:val="28"/>
-        </w:rPr>
-      </w:pPr>
-      <w:r>
-        <w:rPr>
-          <w:rFonts w:hint="eastAsia"/>
+        </w:rPr>
+        <w:t>抱憾</w:t>
+      </w:r>
+      <w:proofErr w:type="gramEnd"/>
+      <w:r>
+        <w:rPr>
+          <w:rFonts w:hint="eastAsia"/>
+          <w:b/>
           <w:bCs/>
-          <w:szCs w:val="28"/>
+        </w:rPr>
+        <w:t>而終</w:t>
+      </w:r>
+      <w:r>
+        <w:rPr>
+          <w:rFonts w:hint="eastAsia"/>
+        </w:rPr>
+        <w:t>，</w:t>
+      </w:r>
+      <w:r>
+        <w:rPr>
+          <w:rFonts w:hint="eastAsia"/>
+          <w:u w:val="single"/>
+        </w:rPr>
+        <w:t>陸游</w:t>
+      </w:r>
+      <w:r>
+        <w:rPr>
+          <w:rFonts w:hint="eastAsia"/>
+        </w:rPr>
+        <w:t>對國家未來的命運仍抱持著無比堅定的信心。他深信</w:t>
+      </w:r>
+      <w:r>
+        <w:rPr>
+          <w:rFonts w:hint="eastAsia"/>
+          <w:u w:val="single"/>
+        </w:rPr>
+        <w:t>大宋</w:t>
+      </w:r>
+      <w:r>
+        <w:rPr>
+          <w:rFonts w:hint="eastAsia"/>
+        </w:rPr>
+        <w:t>軍隊（王師）必然有北伐成功、收復中原失土的</w:t>
+      </w:r>
+      <w:r>
+        <w:rPr>
+          <w:rFonts w:hint="eastAsia"/>
         </w:rPr>
         <w:lastRenderedPageBreak/>
-        <w:t xml:space="preserve">    </w:t>
-      </w:r>
-      <w:proofErr w:type="gramStart"/>
-      <w:r>
-        <w:rPr>
-          <w:rFonts w:hint="eastAsia"/>
+        <w:t>那一天。因此他鄭重交代兒子：當那一天到來時，在家族祭祀中，千萬不要忘記把這個好消息稟告給</w:t>
+      </w:r>
+      <w:r>
+        <w:rPr>
+          <w:rFonts w:hint="eastAsia"/>
+          <w:b/>
           <w:bCs/>
-          <w:szCs w:val="28"/>
-        </w:rPr>
-        <w:t>首句</w:t>
-      </w:r>
-      <w:proofErr w:type="gramEnd"/>
-      <w:r>
-        <w:rPr>
-          <w:rFonts w:hint="eastAsia"/>
-          <w:bCs/>
-          <w:szCs w:val="28"/>
-        </w:rPr>
-        <w:t>“死去元知萬事空”，表明詩人即將離開人世，就什麼都沒有了，萬事皆空，用不著牽掛了，從中體會詩人那種悲哀淒涼之心情。但從詩人的情感流向來看，有著更加重要的一面，“元知萬事空”這話看來平常，但就全詩來說非常重要。它不但表現了詩人生死所戀，死</w:t>
-      </w:r>
-      <w:proofErr w:type="gramStart"/>
-      <w:r>
-        <w:rPr>
-          <w:rFonts w:hint="eastAsia"/>
-          <w:bCs/>
-          <w:szCs w:val="28"/>
-        </w:rPr>
-        <w:t>無所畏的</w:t>
-      </w:r>
-      <w:proofErr w:type="gramEnd"/>
-      <w:r>
-        <w:rPr>
-          <w:rFonts w:hint="eastAsia"/>
-          <w:bCs/>
-          <w:szCs w:val="28"/>
-        </w:rPr>
-        <w:t>生死觀，更重要的是為下文的“但悲”起</w:t>
-      </w:r>
-      <w:r>
-        <w:rPr>
-          <w:rFonts w:hint="eastAsia"/>
-          <w:bCs/>
-          <w:szCs w:val="28"/>
-        </w:rPr>
-        <w:t>到</w:t>
-      </w:r>
-      <w:r>
-        <w:rPr>
-          <w:rFonts w:hint="eastAsia"/>
-          <w:bCs/>
-          <w:szCs w:val="28"/>
-        </w:rPr>
-        <w:t>了有力的反襯作用。“元”、“空”二字更加強勁有力，反襯出詩人那種“不見九州同”則死不</w:t>
-      </w:r>
-      <w:r>
-        <w:rPr>
-          <w:rFonts w:hint="eastAsia"/>
-          <w:b/>
-          <w:szCs w:val="28"/>
-        </w:rPr>
-        <w:t>瞑目</w:t>
-      </w:r>
-      <w:r>
-        <w:rPr>
-          <w:rFonts w:hint="eastAsia"/>
-          <w:bCs/>
-          <w:szCs w:val="28"/>
-        </w:rPr>
-        <w:t>的心情。</w:t>
+        </w:rPr>
+        <w:t>九泉</w:t>
+      </w:r>
+      <w:r>
+        <w:rPr>
+          <w:rFonts w:hint="eastAsia"/>
+        </w:rPr>
+        <w:t>之下的父親。</w:t>
       </w:r>
     </w:p>
     <w:p>
       <w:pPr>
-        <w:spacing w:after="0" w:line="440" w:lineRule="exact"/>
+        <w:spacing w:after="0" w:line="480" w:lineRule="exact"/>
         <w:ind w:left="-6" w:right="0" w:hanging="11"/>
-        <w:rPr>
+        <w:jc w:val="both"/>
+        <w:rPr>
+          <w:rFonts w:hint="eastAsia"/>
           <w:bCs/>
-          <w:szCs w:val="28"/>
-        </w:rPr>
-      </w:pPr>
-      <w:r>
-        <w:rPr>
-          <w:rFonts w:hint="eastAsia"/>
+          <w:spacing w:val="-6"/>
+          <w:szCs w:val="28"/>
+        </w:rPr>
+      </w:pPr>
+      <w:r>
+        <w:rPr>
+          <w:rFonts w:hint="eastAsia"/>
+        </w:rPr>
+        <w:t xml:space="preserve">　　</w:t>
+      </w:r>
+      <w:r>
+        <w:rPr>
+          <w:rFonts w:hint="eastAsia"/>
+        </w:rPr>
+        <w:t>《示兒》</w:t>
+      </w:r>
+      <w:proofErr w:type="gramStart"/>
+      <w:r>
+        <w:rPr>
+          <w:rFonts w:hint="eastAsia"/>
+        </w:rPr>
+        <w:t>一</w:t>
+      </w:r>
+      <w:proofErr w:type="gramEnd"/>
+      <w:r>
+        <w:rPr>
+          <w:rFonts w:hint="eastAsia"/>
+        </w:rPr>
+        <w:t>詩字字泣血，卻不顯得頹廢消</w:t>
+      </w:r>
+      <w:proofErr w:type="gramStart"/>
+      <w:r>
+        <w:rPr>
+          <w:rFonts w:hint="eastAsia"/>
+        </w:rPr>
+        <w:t>沉</w:t>
+      </w:r>
+      <w:proofErr w:type="gramEnd"/>
+      <w:r>
+        <w:rPr>
+          <w:rFonts w:hint="eastAsia"/>
+        </w:rPr>
+        <w:t>。</w:t>
+      </w:r>
+      <w:proofErr w:type="gramStart"/>
+      <w:r>
+        <w:rPr>
+          <w:rFonts w:hint="eastAsia"/>
+        </w:rPr>
+        <w:t>全詩藉</w:t>
+      </w:r>
+      <w:proofErr w:type="gramEnd"/>
+      <w:r>
+        <w:rPr>
+          <w:rFonts w:hint="eastAsia"/>
+        </w:rPr>
+        <w:t>由「遺憾」與「期盼」的強烈對比，將個人的生命終點與國家的命運緊密相連。</w:t>
+      </w:r>
+      <w:r>
+        <w:rPr>
+          <w:rFonts w:hint="eastAsia"/>
+          <w:u w:val="single"/>
+        </w:rPr>
+        <w:t>陸游</w:t>
+      </w:r>
+      <w:r>
+        <w:rPr>
+          <w:rFonts w:hint="eastAsia"/>
+        </w:rPr>
+        <w:t>用最平實的「家常話」，表達了最深</w:t>
+      </w:r>
+      <w:proofErr w:type="gramStart"/>
+      <w:r>
+        <w:rPr>
+          <w:rFonts w:hint="eastAsia"/>
+        </w:rPr>
+        <w:t>沉</w:t>
+      </w:r>
+      <w:proofErr w:type="gramEnd"/>
+      <w:r>
+        <w:rPr>
+          <w:rFonts w:hint="eastAsia"/>
+        </w:rPr>
+        <w:t>的「報國心」。即使生命燃盡，他的愛國靈魂依然在中原的大地上</w:t>
+      </w:r>
+      <w:proofErr w:type="gramStart"/>
+      <w:r>
+        <w:rPr>
+          <w:rFonts w:hint="eastAsia"/>
+          <w:b/>
           <w:bCs/>
-          <w:szCs w:val="28"/>
-        </w:rPr>
-        <w:t xml:space="preserve">    </w:t>
-      </w:r>
-      <w:r>
-        <w:rPr>
-          <w:rFonts w:hint="eastAsia"/>
-          <w:bCs/>
-          <w:szCs w:val="28"/>
-        </w:rPr>
-        <w:t>第二句“但悲不見九州同”描寫詩人的悲愴心境。此句詩意是詩人向兒子們交代他至死也無法排除的極大悲痛的心境，那就是沒有親眼看到祖國的統一而深深感到遺憾。這一句中的“悲”字</w:t>
+        </w:rPr>
+        <w:t>迴盪</w:t>
+      </w:r>
+      <w:proofErr w:type="gramEnd"/>
+      <w:r>
+        <w:rPr>
+          <w:rFonts w:hint="eastAsia"/>
+        </w:rPr>
+        <w:t>，這</w:t>
       </w:r>
       <w:proofErr w:type="gramStart"/>
       <w:r>
         <w:rPr>
           <w:rFonts w:hint="eastAsia"/>
-          <w:bCs/>
-          <w:szCs w:val="28"/>
-        </w:rPr>
-        <w:t>是</w:t>
-      </w:r>
-      <w:r>
-        <w:rPr>
-          <w:rFonts w:hint="eastAsia"/>
-          <w:b/>
-          <w:szCs w:val="28"/>
-        </w:rPr>
-        <w:t>句眼</w:t>
+        </w:rPr>
+        <w:t>正是本詩能</w:t>
       </w:r>
       <w:proofErr w:type="gramEnd"/>
       <w:r>
         <w:rPr>
           <w:rFonts w:hint="eastAsia"/>
-          <w:bCs/>
-          <w:szCs w:val="28"/>
-        </w:rPr>
-        <w:t>，詩人臨終前悲愴的不是個人生死，而是沒有看見祖國的統一。表明自己心有不甘，因為“不見九州同”。“悲”</w:t>
-      </w:r>
-      <w:r>
-        <w:rPr>
-          <w:rFonts w:hint="eastAsia"/>
-          <w:bCs/>
-          <w:szCs w:val="28"/>
-        </w:rPr>
-        <w:t>字</w:t>
-      </w:r>
-      <w:r>
-        <w:rPr>
-          <w:rFonts w:hint="eastAsia"/>
-          <w:bCs/>
-          <w:szCs w:val="28"/>
-        </w:rPr>
-        <w:t>深刻反映了詩人內心的悲哀、</w:t>
-      </w:r>
-      <w:r>
-        <w:rPr>
-          <w:rFonts w:hint="eastAsia"/>
-          <w:bCs/>
-          <w:szCs w:val="28"/>
-        </w:rPr>
-        <w:t>遺憾</w:t>
-      </w:r>
-      <w:r>
-        <w:rPr>
-          <w:rFonts w:hint="eastAsia"/>
-          <w:bCs/>
-          <w:szCs w:val="28"/>
-        </w:rPr>
-        <w:t>之情。</w:t>
+        </w:rPr>
+        <w:t>歷經千百年仍能震撼人心的魅力所在。</w:t>
       </w:r>
     </w:p>
     <w:p>
       <w:pPr>
-        <w:spacing w:after="0" w:line="440" w:lineRule="exact"/>
-        <w:ind w:left="-6" w:right="0" w:hanging="11"/>
-        <w:rPr>
-          <w:bCs/>
-          <w:szCs w:val="28"/>
-        </w:rPr>
-      </w:pPr>
-      <w:r>
-        <w:rPr>
-          <w:rFonts w:hint="eastAsia"/>
-          <w:bCs/>
-          <w:szCs w:val="28"/>
-        </w:rPr>
-        <w:t xml:space="preserve">    </w:t>
-      </w:r>
-      <w:r>
-        <w:rPr>
-          <w:rFonts w:hint="eastAsia"/>
-          <w:bCs/>
-          <w:szCs w:val="28"/>
-        </w:rPr>
-        <w:t>第三句“王師北定中原日”，詩人以熱切期望的語氣表達了渴望收復失地的信念。表明詩人雖然沉痛，但並未絕望。詩人堅信總有一天</w:t>
-      </w:r>
-      <w:r>
-        <w:rPr>
-          <w:rFonts w:hint="eastAsia"/>
-          <w:bCs/>
-          <w:szCs w:val="28"/>
-          <w:u w:val="single"/>
-        </w:rPr>
-        <w:t>宋朝</w:t>
-      </w:r>
-      <w:r>
-        <w:rPr>
-          <w:rFonts w:hint="eastAsia"/>
-          <w:bCs/>
-          <w:szCs w:val="28"/>
-        </w:rPr>
-        <w:t>的軍隊必定能平定</w:t>
-      </w:r>
-      <w:r>
-        <w:rPr>
-          <w:rFonts w:hint="eastAsia"/>
-          <w:bCs/>
-          <w:szCs w:val="28"/>
-          <w:u w:val="single"/>
-        </w:rPr>
-        <w:t>中原</w:t>
-      </w:r>
-      <w:r>
-        <w:rPr>
-          <w:rFonts w:hint="eastAsia"/>
-          <w:bCs/>
-          <w:szCs w:val="28"/>
-        </w:rPr>
-        <w:t>，光復失地。有了這一句，詩的情調便由悲痛轉化為激昂。</w:t>
-      </w:r>
-    </w:p>
-    <w:p>
-      <w:pPr>
-        <w:spacing w:after="0" w:line="440" w:lineRule="exact"/>
-        <w:ind w:left="-6" w:right="0" w:hanging="11"/>
-        <w:rPr>
-          <w:bCs/>
-          <w:szCs w:val="28"/>
-        </w:rPr>
-      </w:pPr>
-      <w:r>
-        <w:rPr>
-          <w:rFonts w:hint="eastAsia"/>
-          <w:bCs/>
-          <w:szCs w:val="28"/>
-        </w:rPr>
-        <w:t xml:space="preserve">    </w:t>
-      </w:r>
-      <w:r>
-        <w:rPr>
-          <w:rFonts w:hint="eastAsia"/>
-          <w:bCs/>
-          <w:szCs w:val="28"/>
-        </w:rPr>
-        <w:t>最後一句“家祭無忘告乃翁”，情緒又一轉，無奈自己已經看不到祖國統一的那一天，只好把希望寄託於後代子孫。於是深情</w:t>
-      </w:r>
-      <w:r>
-        <w:rPr>
-          <w:rFonts w:hint="eastAsia"/>
-          <w:bCs/>
-          <w:szCs w:val="28"/>
-        </w:rPr>
-        <w:t>的</w:t>
-      </w:r>
-      <w:r>
-        <w:rPr>
-          <w:rFonts w:hint="eastAsia"/>
-          <w:bCs/>
-          <w:szCs w:val="28"/>
-        </w:rPr>
-        <w:t>囑咐兒子，在家祭時千萬別忘記把“北定中原”的喜訊告訴你的父親。表達</w:t>
-      </w:r>
-      <w:r>
-        <w:rPr>
-          <w:rFonts w:hint="eastAsia"/>
-          <w:bCs/>
-          <w:szCs w:val="28"/>
-        </w:rPr>
-        <w:t>了</w:t>
-      </w:r>
-      <w:r>
-        <w:rPr>
-          <w:rFonts w:hint="eastAsia"/>
-          <w:bCs/>
-          <w:szCs w:val="28"/>
-        </w:rPr>
-        <w:t>詩人堅定的信念和悲壯的心</w:t>
-      </w:r>
-      <w:r>
-        <w:rPr>
-          <w:rFonts w:hint="eastAsia"/>
-          <w:bCs/>
-          <w:szCs w:val="28"/>
-        </w:rPr>
-        <w:t>願</w:t>
-      </w:r>
-      <w:r>
-        <w:rPr>
-          <w:rFonts w:hint="eastAsia"/>
-          <w:bCs/>
-          <w:szCs w:val="28"/>
-        </w:rPr>
-        <w:t>，充分體現了年邁衰老的</w:t>
-      </w:r>
-      <w:r>
-        <w:rPr>
-          <w:rFonts w:hint="eastAsia"/>
-          <w:bCs/>
-          <w:szCs w:val="28"/>
-          <w:u w:val="single"/>
-        </w:rPr>
-        <w:t>陸游</w:t>
-      </w:r>
-      <w:r>
-        <w:rPr>
-          <w:rFonts w:hint="eastAsia"/>
-          <w:bCs/>
-          <w:szCs w:val="28"/>
-        </w:rPr>
-        <w:t>愛國、報國之情，從中受到感染，加深熱愛祖國的情感。</w:t>
-      </w:r>
-    </w:p>
-    <w:p>
-      <w:pPr>
-        <w:spacing w:after="0" w:line="440" w:lineRule="exact"/>
-        <w:ind w:left="-6" w:right="0" w:hanging="11"/>
-        <w:rPr>
-          <w:bCs/>
-          <w:spacing w:val="-6"/>
-          <w:szCs w:val="28"/>
-        </w:rPr>
-      </w:pPr>
-      <w:r>
-        <w:rPr>
-          <w:rFonts w:hint="eastAsia"/>
-          <w:bCs/>
-          <w:szCs w:val="28"/>
-        </w:rPr>
-        <w:t xml:space="preserve">    </w:t>
-      </w:r>
-      <w:r>
-        <w:rPr>
-          <w:rFonts w:hint="eastAsia"/>
-          <w:bCs/>
-          <w:szCs w:val="28"/>
-        </w:rPr>
-        <w:t>此詩“悲壯沉痛”、“可泣鬼神”，歌頌</w:t>
-      </w:r>
-      <w:r>
-        <w:rPr>
-          <w:rFonts w:hint="eastAsia"/>
-          <w:bCs/>
-          <w:szCs w:val="28"/>
-          <w:u w:val="single"/>
-        </w:rPr>
-        <w:t>陸游</w:t>
-      </w:r>
-      <w:r>
-        <w:rPr>
-          <w:rFonts w:hint="eastAsia"/>
-          <w:bCs/>
-          <w:szCs w:val="28"/>
-        </w:rPr>
-        <w:t>愛國精神光照千秋。用筆曲折，行文多變，情真意切</w:t>
-      </w:r>
-      <w:r>
-        <w:rPr>
-          <w:rFonts w:hint="eastAsia"/>
-          <w:bCs/>
-          <w:szCs w:val="28"/>
-        </w:rPr>
-        <w:t>的</w:t>
-      </w:r>
-      <w:r>
-        <w:rPr>
-          <w:rFonts w:hint="eastAsia"/>
-          <w:bCs/>
-          <w:szCs w:val="28"/>
-        </w:rPr>
-        <w:t>表達了詩人臨終時複雜的思想情緒和詩人憂國憂民的愛國情懷，既有對抗</w:t>
-      </w:r>
-      <w:r>
-        <w:rPr>
-          <w:rFonts w:hint="eastAsia"/>
-          <w:bCs/>
-          <w:szCs w:val="28"/>
-          <w:u w:val="single"/>
-        </w:rPr>
-        <w:t>金</w:t>
-      </w:r>
-      <w:r>
-        <w:rPr>
-          <w:rFonts w:hint="eastAsia"/>
-          <w:bCs/>
-          <w:szCs w:val="28"/>
-        </w:rPr>
-        <w:t>大業</w:t>
-      </w:r>
-      <w:r>
-        <w:rPr>
-          <w:rFonts w:hint="eastAsia"/>
-          <w:b/>
-          <w:szCs w:val="28"/>
-        </w:rPr>
-        <w:t>未就</w:t>
-      </w:r>
-      <w:r>
-        <w:rPr>
-          <w:rFonts w:hint="eastAsia"/>
-          <w:bCs/>
-          <w:szCs w:val="28"/>
-        </w:rPr>
-        <w:t>的無窮遺恨，也有對神聖事業必成的堅定信念。</w:t>
-      </w:r>
-      <w:proofErr w:type="gramStart"/>
-      <w:r>
-        <w:rPr>
-          <w:rFonts w:hint="eastAsia"/>
-          <w:bCs/>
-          <w:szCs w:val="28"/>
-        </w:rPr>
-        <w:t>全詩有</w:t>
-      </w:r>
-      <w:proofErr w:type="gramEnd"/>
-      <w:r>
-        <w:rPr>
-          <w:rFonts w:hint="eastAsia"/>
-          <w:bCs/>
-          <w:szCs w:val="28"/>
-        </w:rPr>
-        <w:t>悲的成分，但基調是激昂的。語言渾然天成，沒有絲毫雕琢，全是真情的自然流露，但比</w:t>
-      </w:r>
-      <w:r>
-        <w:rPr>
-          <w:rFonts w:hint="eastAsia"/>
-          <w:b/>
-          <w:szCs w:val="28"/>
-        </w:rPr>
-        <w:t>著意</w:t>
-      </w:r>
-      <w:r>
-        <w:rPr>
-          <w:rFonts w:hint="eastAsia"/>
-          <w:bCs/>
-          <w:szCs w:val="28"/>
-        </w:rPr>
-        <w:t>雕琢</w:t>
-      </w:r>
-      <w:proofErr w:type="gramStart"/>
-      <w:r>
-        <w:rPr>
-          <w:rFonts w:hint="eastAsia"/>
-          <w:bCs/>
-          <w:szCs w:val="28"/>
-        </w:rPr>
-        <w:t>的詩更美</w:t>
-      </w:r>
-      <w:proofErr w:type="gramEnd"/>
-      <w:r>
-        <w:rPr>
-          <w:rFonts w:hint="eastAsia"/>
-          <w:bCs/>
-          <w:szCs w:val="28"/>
-        </w:rPr>
-        <w:t>、更感人。</w:t>
-      </w:r>
-      <w:r>
-        <w:rPr>
-          <w:rFonts w:hint="eastAsia"/>
-          <w:bCs/>
-          <w:spacing w:val="-6"/>
-          <w:szCs w:val="28"/>
-        </w:rPr>
-        <w:t>(資料來源：</w:t>
-      </w:r>
-      <w:hyperlink r:id="rId9" w:history="1">
-        <w:r>
-          <w:rPr>
-            <w:rStyle w:val="a8"/>
-            <w:bCs/>
-            <w:spacing w:val="-6"/>
-            <w:sz w:val="24"/>
-            <w:szCs w:val="24"/>
-          </w:rPr>
-          <w:t>https://www.arteducation.com.tw/shiwenv_966c8a76211f.html</w:t>
-        </w:r>
-      </w:hyperlink>
-      <w:hyperlink r:id="rId10" w:history="1"/>
-      <w:hyperlink r:id="rId11" w:history="1"/>
-      <w:hyperlink r:id="rId12" w:history="1"/>
-      <w:hyperlink r:id="rId13" w:history="1"/>
-      <w:r>
-        <w:rPr>
-          <w:rFonts w:hint="eastAsia"/>
-          <w:bCs/>
-          <w:spacing w:val="-6"/>
-          <w:szCs w:val="28"/>
-        </w:rPr>
-        <w:t>)</w:t>
-      </w:r>
-    </w:p>
-    <w:p>
-      <w:pPr>
         <w:spacing w:beforeLines="50" w:before="120" w:after="0" w:line="480" w:lineRule="exact"/>
         <w:ind w:left="-6" w:right="0" w:hanging="11"/>
+        <w:jc w:val="both"/>
         <w:rPr>
           <w:bCs/>
           <w:sz w:val="32"/>
@@ -1647,18 +1254,18 @@
           <w:ilvl w:val="0"/>
           <w:numId w:val="1"/>
         </w:numPr>
-        <w:spacing w:line="400" w:lineRule="exact"/>
-        <w:ind w:leftChars="0" w:left="482" w:right="0"/>
-        <w:rPr>
-          <w:szCs w:val="28"/>
-        </w:rPr>
-      </w:pPr>
-      <w:r>
-        <w:rPr>
-          <w:rFonts w:hint="eastAsia"/>
-          <w:szCs w:val="28"/>
-        </w:rPr>
-        <w:t>披肝瀝膽</w:t>
+        <w:spacing w:after="0" w:line="480" w:lineRule="exact"/>
+        <w:ind w:leftChars="0" w:left="284" w:right="0" w:hanging="284"/>
+        <w:rPr>
+          <w:szCs w:val="28"/>
+        </w:rPr>
+      </w:pPr>
+      <w:r>
+        <w:rPr>
+          <w:rFonts w:hint="eastAsia"/>
+          <w:szCs w:val="28"/>
+        </w:rPr>
+        <w:t>藻飾</w:t>
       </w:r>
       <w:r>
         <w:rPr>
@@ -1672,7 +1279,7 @@
           <w:rFonts w:hint="eastAsia"/>
           <w:szCs w:val="28"/>
         </w:rPr>
-        <w:t>比喻坦誠相待，忠貞</w:t>
+        <w:t>指文章或言語中使用華麗的詞藻來修飾、裝點。在詩作中，指刻意雕琢的華麗字眼。《示兒》</w:t>
       </w:r>
       <w:proofErr w:type="gramStart"/>
       <w:r>
@@ -1680,7 +1287,7 @@
           <w:rFonts w:hint="eastAsia"/>
           <w:szCs w:val="28"/>
         </w:rPr>
-        <w:t>不</w:t>
+        <w:t>一詩全用</w:t>
       </w:r>
       <w:proofErr w:type="gramEnd"/>
       <w:r>
@@ -1688,7 +1295,7 @@
           <w:rFonts w:hint="eastAsia"/>
           <w:szCs w:val="28"/>
         </w:rPr>
-        <w:t>二。</w:t>
+        <w:t>白話家常，沒有半點刻意的「藻飾」，反而更顯真誠。</w:t>
       </w:r>
     </w:p>
     <w:p>
@@ -1698,33 +1305,40 @@
           <w:ilvl w:val="0"/>
           <w:numId w:val="1"/>
         </w:numPr>
-        <w:spacing w:line="400" w:lineRule="exact"/>
-        <w:ind w:leftChars="0" w:left="482" w:right="0"/>
-      </w:pPr>
-      <w:r>
-        <w:rPr>
-          <w:rFonts w:hint="eastAsia"/>
-        </w:rPr>
-        <w:t>磊落</w:t>
-      </w:r>
-      <w:r>
-        <w:rPr>
-          <w:rFonts w:hint="eastAsia"/>
-        </w:rPr>
-        <w:t>：形容胸懷坦蕩，心地光明。</w:t>
-      </w:r>
-    </w:p>
-    <w:p>
-      <w:pPr>
-        <w:pStyle w:val="aa"/>
-        <w:spacing w:line="400" w:lineRule="exact"/>
-        <w:ind w:leftChars="0" w:left="482" w:right="0" w:firstLine="0"/>
-      </w:pPr>
-      <w:r>
-        <w:rPr>
-          <w:rFonts w:hint="eastAsia"/>
-        </w:rPr>
-        <w:t>【例】他行事光明磊落，絕不做偷偷摸摸的勾當。</w:t>
+        <w:spacing w:after="0" w:line="480" w:lineRule="exact"/>
+        <w:ind w:leftChars="0" w:left="284" w:right="0" w:hanging="284"/>
+      </w:pPr>
+      <w:r>
+        <w:rPr>
+          <w:rFonts w:hint="eastAsia"/>
+        </w:rPr>
+        <w:t>凝聚</w:t>
+      </w:r>
+      <w:r>
+        <w:rPr>
+          <w:rFonts w:hint="eastAsia"/>
+        </w:rPr>
+        <w:t>：</w:t>
+      </w:r>
+      <w:r>
+        <w:rPr>
+          <w:rFonts w:hint="eastAsia"/>
+        </w:rPr>
+        <w:t>氣體變為液體，或液體遇冷凝固。引申為聚集、整合在一起。指陸游將一生高昂的愛國情操與心血，全部「緊密匯聚」在這短短的二十八</w:t>
+      </w:r>
+      <w:proofErr w:type="gramStart"/>
+      <w:r>
+        <w:rPr>
+          <w:rFonts w:hint="eastAsia"/>
+        </w:rPr>
+        <w:t>個</w:t>
+      </w:r>
+      <w:proofErr w:type="gramEnd"/>
+      <w:r>
+        <w:rPr>
+          <w:rFonts w:hint="eastAsia"/>
+        </w:rPr>
+        <w:t>字當中。</w:t>
       </w:r>
     </w:p>
     <w:p>
@@ -1734,23 +1348,40 @@
           <w:ilvl w:val="0"/>
           <w:numId w:val="1"/>
         </w:numPr>
-        <w:spacing w:line="400" w:lineRule="exact"/>
-        <w:ind w:leftChars="0" w:left="482" w:right="0"/>
-      </w:pPr>
-      <w:r>
-        <w:rPr>
-          <w:rFonts w:hint="eastAsia"/>
-        </w:rPr>
-        <w:t>舊業</w:t>
-      </w:r>
-      <w:r>
-        <w:rPr>
-          <w:rFonts w:hint="eastAsia"/>
-        </w:rPr>
-        <w:t>：以前所從事的工作。如：「重操舊業」。</w:t>
-      </w:r>
-      <w:r>
-        <w:t>舊時的財產。祖先的遺業。以前居住過的別墅。</w:t>
+        <w:spacing w:after="0" w:line="480" w:lineRule="exact"/>
+        <w:ind w:leftChars="0" w:left="284" w:right="0" w:hanging="284"/>
+      </w:pPr>
+      <w:r>
+        <w:rPr>
+          <w:rFonts w:hint="eastAsia"/>
+        </w:rPr>
+        <w:t>天下大同</w:t>
+      </w:r>
+      <w:r>
+        <w:rPr>
+          <w:rFonts w:hint="eastAsia"/>
+        </w:rPr>
+        <w:t>：</w:t>
+      </w:r>
+      <w:r>
+        <w:rPr>
+          <w:rFonts w:hint="eastAsia"/>
+        </w:rPr>
+        <w:t>源自《禮記·禮運》，形容一個政治清明、社會和平、人人安居樂業、沒有戰爭與分裂的理想世界。</w:t>
+      </w:r>
+      <w:proofErr w:type="gramStart"/>
+      <w:r>
+        <w:rPr>
+          <w:rFonts w:hint="eastAsia"/>
+        </w:rPr>
+        <w:t>在本詩背景</w:t>
+      </w:r>
+      <w:proofErr w:type="gramEnd"/>
+      <w:r>
+        <w:rPr>
+          <w:rFonts w:hint="eastAsia"/>
+        </w:rPr>
+        <w:t>中，特指宋朝失土收復、國家重歸統一且社會安定和平的狀態。</w:t>
       </w:r>
     </w:p>
     <w:p>
@@ -1760,40 +1391,55 @@
           <w:ilvl w:val="0"/>
           <w:numId w:val="1"/>
         </w:numPr>
-        <w:spacing w:line="400" w:lineRule="exact"/>
-        <w:ind w:leftChars="0" w:left="482" w:right="0"/>
-      </w:pPr>
-      <w:r>
-        <w:rPr>
-          <w:rFonts w:hint="eastAsia"/>
-        </w:rPr>
-        <w:t>瞑目</w:t>
-      </w:r>
-      <w:r>
-        <w:rPr>
-          <w:rFonts w:hint="eastAsia"/>
-        </w:rPr>
-        <w:t>：閉目</w:t>
-      </w:r>
-      <w:r>
-        <w:rPr>
-          <w:rFonts w:hint="eastAsia"/>
-        </w:rPr>
-        <w:t>。</w:t>
+        <w:spacing w:after="0" w:line="480" w:lineRule="exact"/>
+        <w:ind w:leftChars="0" w:left="284" w:right="0" w:hanging="284"/>
+      </w:pPr>
+      <w:r>
+        <w:rPr>
+          <w:rFonts w:hint="eastAsia"/>
+        </w:rPr>
+        <w:t>胸襟</w:t>
+      </w:r>
+      <w:r>
+        <w:rPr>
+          <w:rFonts w:hint="eastAsia"/>
+        </w:rPr>
+        <w:t>(</w:t>
       </w:r>
       <w:proofErr w:type="gramStart"/>
       <w:r>
         <w:rPr>
           <w:rFonts w:hint="eastAsia"/>
-        </w:rPr>
-        <w:t>常喻死而無憾</w:t>
+          <w:color w:val="FF0000"/>
+          <w:sz w:val="16"/>
+          <w:szCs w:val="16"/>
+        </w:rPr>
+        <w:t>ㄐㄧㄣ</w:t>
       </w:r>
       <w:proofErr w:type="gramEnd"/>
       <w:r>
         <w:rPr>
           <w:rFonts w:hint="eastAsia"/>
         </w:rPr>
-        <w:t>。</w:t>
+        <w:t>)</w:t>
+      </w:r>
+      <w:r>
+        <w:rPr>
+          <w:rFonts w:hint="eastAsia"/>
+        </w:rPr>
+        <w:t>：</w:t>
+      </w:r>
+      <w:r>
+        <w:rPr>
+          <w:rFonts w:hint="eastAsia"/>
+        </w:rPr>
+        <w:t>原指衣服的胸前部分，引申為一個人的氣量、抱負、心胸或想法。</w:t>
+      </w:r>
+      <w:r>
+        <w:rPr>
+          <w:rFonts w:hint="eastAsia"/>
+        </w:rPr>
+        <w:t>形容陸游不計較個人生死的渺小，只懸念國家興亡的「偉大格局與開闊氣度」。</w:t>
       </w:r>
     </w:p>
     <w:p>
@@ -1803,17 +1449,15 @@
           <w:ilvl w:val="0"/>
           <w:numId w:val="1"/>
         </w:numPr>
-        <w:spacing w:line="400" w:lineRule="exact"/>
-        <w:ind w:leftChars="0" w:left="482" w:right="0"/>
-      </w:pPr>
-      <w:proofErr w:type="gramStart"/>
-      <w:r>
-        <w:rPr>
-          <w:rFonts w:hint="eastAsia"/>
-        </w:rPr>
-        <w:t>句眼</w:t>
-      </w:r>
-      <w:proofErr w:type="gramEnd"/>
+        <w:spacing w:after="0" w:line="480" w:lineRule="exact"/>
+        <w:ind w:leftChars="0" w:left="284" w:right="0" w:hanging="284"/>
+      </w:pPr>
+      <w:r>
+        <w:rPr>
+          <w:rFonts w:hint="eastAsia"/>
+        </w:rPr>
+        <w:t>抱憾而終</w:t>
+      </w:r>
       <w:r>
         <w:rPr>
           <w:rFonts w:hint="eastAsia"/>
@@ -1824,19 +1468,7 @@
         <w:rPr>
           <w:rFonts w:hint="eastAsia"/>
         </w:rPr>
-        <w:t>指詩句中最精煉傳神的一個字。</w:t>
-      </w:r>
-      <w:r>
-        <w:rPr>
-          <w:rFonts w:hint="eastAsia"/>
-        </w:rPr>
-        <w:t>眼：</w:t>
-      </w:r>
-      <w:r>
-        <w:rPr>
-          <w:rFonts w:hint="eastAsia"/>
-        </w:rPr>
-        <w:t>關鍵、要點。如：「節骨眼」。</w:t>
+        <w:t>心裡懷著無法彌補的遺憾或心願未了，就這樣離開了人世。陸游至死都沒看到中原收復，這成了他人生最後、也最痛心的遺憾。</w:t>
       </w:r>
     </w:p>
     <w:p>
@@ -1846,20 +1478,53 @@
           <w:ilvl w:val="0"/>
           <w:numId w:val="1"/>
         </w:numPr>
-        <w:spacing w:line="400" w:lineRule="exact"/>
-        <w:ind w:leftChars="0" w:left="482" w:right="0"/>
-      </w:pPr>
-      <w:r>
-        <w:rPr>
-          <w:rFonts w:hint="eastAsia"/>
-        </w:rPr>
-        <w:t>未就</w:t>
-      </w:r>
-      <w:r>
-        <w:rPr>
-          <w:rFonts w:hint="eastAsia"/>
-        </w:rPr>
-        <w:t>：未成。</w:t>
+        <w:spacing w:after="0" w:line="480" w:lineRule="exact"/>
+        <w:ind w:leftChars="0" w:left="284" w:right="0" w:hanging="284"/>
+      </w:pPr>
+      <w:r>
+        <w:rPr>
+          <w:rFonts w:hint="eastAsia"/>
+        </w:rPr>
+        <w:t>九泉</w:t>
+      </w:r>
+      <w:r>
+        <w:rPr>
+          <w:rFonts w:hint="eastAsia"/>
+        </w:rPr>
+        <w:t>：</w:t>
+      </w:r>
+      <w:r>
+        <w:rPr>
+          <w:rFonts w:hint="eastAsia"/>
+        </w:rPr>
+        <w:t>又稱「黃泉」，古人認為人死後埋葬在地下，深處有泉水，故以九泉泛指陰間、死後的世界（「九」常用來形容極深或極多）。詩中「</w:t>
+      </w:r>
+      <w:proofErr w:type="gramStart"/>
+      <w:r>
+        <w:rPr>
+          <w:rFonts w:hint="eastAsia"/>
+        </w:rPr>
+        <w:t>告乃翁</w:t>
+      </w:r>
+      <w:proofErr w:type="gramEnd"/>
+      <w:r>
+        <w:rPr>
+          <w:rFonts w:hint="eastAsia"/>
+        </w:rPr>
+        <w:t>」的延伸，指</w:t>
+      </w:r>
+      <w:r>
+        <w:rPr>
+          <w:rFonts w:hint="eastAsia"/>
+          <w:u w:val="single"/>
+        </w:rPr>
+        <w:t>陸游</w:t>
+      </w:r>
+      <w:r>
+        <w:rPr>
+          <w:rFonts w:hint="eastAsia"/>
+        </w:rPr>
+        <w:t>希望自己死後在陰間，也能聽到國家統一的好消息。</w:t>
       </w:r>
     </w:p>
     <w:p>
@@ -1869,145 +1534,76 @@
           <w:ilvl w:val="0"/>
           <w:numId w:val="1"/>
         </w:numPr>
-        <w:spacing w:line="400" w:lineRule="exact"/>
-        <w:ind w:leftChars="0" w:left="482" w:right="0"/>
-      </w:pPr>
-      <w:r>
-        <w:rPr>
-          <w:rFonts w:hint="eastAsia"/>
-        </w:rPr>
-        <w:t>著</w:t>
-      </w:r>
-      <w:r>
-        <w:rPr>
-          <w:rFonts w:hint="eastAsia"/>
-        </w:rPr>
-        <w:t>(</w:t>
-      </w:r>
+        <w:spacing w:after="0" w:line="480" w:lineRule="exact"/>
+        <w:ind w:leftChars="0" w:left="284" w:right="0" w:hanging="284"/>
+        <w:rPr>
+          <w:rFonts w:hint="eastAsia"/>
+        </w:rPr>
+      </w:pPr>
       <w:proofErr w:type="gramStart"/>
       <w:r>
         <w:rPr>
           <w:rFonts w:hint="eastAsia"/>
-          <w:color w:val="FF0000"/>
-          <w:sz w:val="16"/>
-          <w:szCs w:val="16"/>
-        </w:rPr>
-        <w:t>ㄓㄨㄛˊ</w:t>
+        </w:rPr>
+        <w:t>迴盪</w:t>
       </w:r>
       <w:proofErr w:type="gramEnd"/>
       <w:r>
         <w:rPr>
           <w:rFonts w:hint="eastAsia"/>
         </w:rPr>
-        <w:t>)</w:t>
-      </w:r>
-      <w:r>
-        <w:rPr>
-          <w:rFonts w:hint="eastAsia"/>
-        </w:rPr>
-        <w:t>意</w:t>
-      </w:r>
-      <w:r>
-        <w:rPr>
-          <w:rFonts w:hint="eastAsia"/>
-        </w:rPr>
         <w:t>：</w:t>
       </w:r>
-    </w:p>
-    <w:p>
-      <w:pPr>
-        <w:pStyle w:val="aa"/>
-        <w:numPr>
-          <w:ilvl w:val="0"/>
-          <w:numId w:val="36"/>
-        </w:numPr>
-        <w:spacing w:line="400" w:lineRule="exact"/>
-        <w:ind w:leftChars="0" w:right="0"/>
-      </w:pPr>
-      <w:r>
-        <w:rPr>
-          <w:rFonts w:hint="eastAsia"/>
-        </w:rPr>
-        <w:t>用心。</w:t>
-      </w:r>
-      <w:r>
-        <w:rPr>
-          <w:rFonts w:hint="eastAsia"/>
-        </w:rPr>
-        <w:t>關漢卿《魯齋郎》</w:t>
-      </w:r>
-      <w:r>
-        <w:rPr>
-          <w:rFonts w:hint="eastAsia"/>
-        </w:rPr>
-        <w:t>：</w:t>
-      </w:r>
-      <w:r>
-        <w:rPr>
-          <w:rFonts w:hint="eastAsia"/>
-        </w:rPr>
-        <w:t>「</w:t>
-      </w:r>
-      <w:hyperlink r:id="rId14" w:history="1">
-        <w:r>
-          <w:rPr>
-            <w:rStyle w:val="a8"/>
-            <w:rFonts w:hint="eastAsia"/>
-          </w:rPr>
-          <w:t>著意栽花</w:t>
-        </w:r>
-        <w:proofErr w:type="gramStart"/>
-        <w:r>
-          <w:rPr>
-            <w:rStyle w:val="a8"/>
-            <w:rFonts w:hint="eastAsia"/>
-          </w:rPr>
-          <w:t>花</w:t>
-        </w:r>
-        <w:proofErr w:type="gramEnd"/>
-        <w:r>
-          <w:rPr>
-            <w:rStyle w:val="a8"/>
-            <w:rFonts w:hint="eastAsia"/>
-          </w:rPr>
-          <w:t>不發，等閑插</w:t>
-        </w:r>
-        <w:proofErr w:type="gramStart"/>
-        <w:r>
-          <w:rPr>
-            <w:rStyle w:val="a8"/>
-            <w:rFonts w:hint="eastAsia"/>
-          </w:rPr>
-          <w:t>柳柳成陰。</w:t>
-        </w:r>
-        <w:proofErr w:type="gramEnd"/>
-      </w:hyperlink>
-      <w:r>
-        <w:rPr>
-          <w:rFonts w:hint="eastAsia"/>
-        </w:rPr>
-        <w:t>」</w:t>
-      </w:r>
-    </w:p>
-    <w:p>
-      <w:pPr>
-        <w:pStyle w:val="aa"/>
-        <w:numPr>
-          <w:ilvl w:val="0"/>
-          <w:numId w:val="36"/>
-        </w:numPr>
-        <w:spacing w:line="400" w:lineRule="exact"/>
-        <w:ind w:leftChars="0" w:right="0"/>
-      </w:pPr>
-      <w:r>
-        <w:rPr>
-          <w:rFonts w:hint="eastAsia"/>
-        </w:rPr>
-        <w:t>刻意。如：「著意妝扮」。</w:t>
+      <w:r>
+        <w:rPr>
+          <w:rFonts w:hint="eastAsia"/>
+        </w:rPr>
+        <w:t>聲音或思緒在某個空間裡來回飄</w:t>
+      </w:r>
+      <w:proofErr w:type="gramStart"/>
+      <w:r>
+        <w:rPr>
+          <w:rFonts w:hint="eastAsia"/>
+        </w:rPr>
+        <w:t>盪</w:t>
+      </w:r>
+      <w:proofErr w:type="gramEnd"/>
+      <w:r>
+        <w:rPr>
+          <w:rFonts w:hint="eastAsia"/>
+        </w:rPr>
+        <w:t>、激盪，久久不散。形容</w:t>
+      </w:r>
+      <w:r>
+        <w:rPr>
+          <w:rFonts w:hint="eastAsia"/>
+          <w:u w:val="single"/>
+        </w:rPr>
+        <w:t>陸游</w:t>
+      </w:r>
+      <w:r>
+        <w:rPr>
+          <w:rFonts w:hint="eastAsia"/>
+        </w:rPr>
+        <w:t>那份強烈的愛國精神與聲音，彷彿跨越了時空，至今依然在中華大地上「共鳴共振」，深深</w:t>
+      </w:r>
+      <w:proofErr w:type="gramStart"/>
+      <w:r>
+        <w:rPr>
+          <w:rFonts w:hint="eastAsia"/>
+        </w:rPr>
+        <w:t>感動著</w:t>
+      </w:r>
+      <w:proofErr w:type="gramEnd"/>
+      <w:r>
+        <w:rPr>
+          <w:rFonts w:hint="eastAsia"/>
+        </w:rPr>
+        <w:t>後世。</w:t>
       </w:r>
     </w:p>
     <w:sectPr>
-      <w:footerReference w:type="default" r:id="rId15"/>
+      <w:footerReference w:type="default" r:id="rId12"/>
       <w:pgSz w:w="11906" w:h="16838"/>
       <w:pgMar w:top="567" w:right="567" w:bottom="567" w:left="567" w:header="0" w:footer="0" w:gutter="0"/>
       <w:cols w:space="720"/>
@@ -2018,7 +1614,7 @@
 </file>
 
 <file path=word/endnotes.xml><?xml version="1.0" encoding="utf-8"?>
-<w:endnotes xmlns:wpc="http://schemas.microsoft.com/office/word/2010/wordprocessingCanvas" xmlns:cx="http://schemas.microsoft.com/office/drawing/2014/chartex" xmlns:cx1="http://schemas.microsoft.com/office/drawing/2015/9/8/chartex" xmlns:cx2="http://schemas.microsoft.com/office/drawing/2015/10/21/chartex" xmlns:cx3="http://schemas.microsoft.com/office/drawing/2016/5/9/chartex" xmlns:cx4="http://schemas.microsoft.com/office/drawing/2016/5/10/chartex" xmlns:cx5="http://schemas.microsoft.com/office/drawing/2016/5/11/chartex" xmlns:cx6="http://schemas.microsoft.com/office/drawing/2016/5/12/chartex" xmlns:cx7="http://schemas.microsoft.com/office/drawing/2016/5/13/chartex" xmlns:cx8="http://schemas.microsoft.com/office/drawing/2016/5/14/chartex" xmlns:mc="http://schemas.openxmlformats.org/markup-compatibility/2006" xmlns:aink="http://schemas.microsoft.com/office/drawing/2016/ink" xmlns:am3d="http://schemas.microsoft.com/office/drawing/2017/model3d" xmlns:o="urn:schemas-microsoft-com:office:office" xmlns:oel="http://schemas.microsoft.com/office/2019/extlst" xmlns:r="http://schemas.openxmlformats.org/officeDocument/2006/relationships" xmlns:m="http://schemas.openxmlformats.org/officeDocument/2006/math" xmlns:v="urn:schemas-microsoft-com:vml" xmlns:wp14="http://schemas.microsoft.com/office/word/2010/wordprocessingDrawing" xmlns:wp="http://schemas.openxmlformats.org/drawingml/2006/wordprocessingDrawing" xmlns:w10="urn:schemas-microsoft-com:office:word" xmlns:w="http://schemas.openxmlformats.org/wordprocessingml/2006/main" xmlns:w14="http://schemas.microsoft.com/office/word/2010/wordml" xmlns:w15="http://schemas.microsoft.com/office/word/2012/wordml" xmlns:w16cex="http://schemas.microsoft.com/office/word/2018/wordml/cex" xmlns:w16cid="http://schemas.microsoft.com/office/word/2016/wordml/cid" xmlns:w16="http://schemas.microsoft.com/office/word/2018/wordml" xmlns:w16du="http://schemas.microsoft.com/office/word/2023/wordml/word16du" xmlns:w16sdtdh="http://schemas.microsoft.com/office/word/2020/wordml/sdtdatahash" xmlns:w16se="http://schemas.microsoft.com/office/word/2015/wordml/symex" xmlns:wpg="http://schemas.microsoft.com/office/word/2010/wordprocessingGroup" xmlns:wpi="http://schemas.microsoft.com/office/word/2010/wordprocessingInk" xmlns:wne="http://schemas.microsoft.com/office/word/2006/wordml" xmlns:wps="http://schemas.microsoft.com/office/word/2010/wordprocessingShape" mc:Ignorable="w14 w15 w16se w16cid w16 w16cex w16sdtdh wp14">
+<w:endnotes xmlns:wpc="http://schemas.microsoft.com/office/word/2010/wordprocessingCanvas" xmlns:cx="http://schemas.microsoft.com/office/drawing/2014/chartex" xmlns:cx1="http://schemas.microsoft.com/office/drawing/2015/9/8/chartex" xmlns:cx2="http://schemas.microsoft.com/office/drawing/2015/10/21/chartex" xmlns:cx3="http://schemas.microsoft.com/office/drawing/2016/5/9/chartex" xmlns:cx4="http://schemas.microsoft.com/office/drawing/2016/5/10/chartex" xmlns:cx5="http://schemas.microsoft.com/office/drawing/2016/5/11/chartex" xmlns:cx6="http://schemas.microsoft.com/office/drawing/2016/5/12/chartex" xmlns:cx7="http://schemas.microsoft.com/office/drawing/2016/5/13/chartex" xmlns:cx8="http://schemas.microsoft.com/office/drawing/2016/5/14/chartex" xmlns:mc="http://schemas.openxmlformats.org/markup-compatibility/2006" xmlns:aink="http://schemas.microsoft.com/office/drawing/2016/ink" xmlns:am3d="http://schemas.microsoft.com/office/drawing/2017/model3d" xmlns:o="urn:schemas-microsoft-com:office:office" xmlns:r="http://schemas.openxmlformats.org/officeDocument/2006/relationships" xmlns:m="http://schemas.openxmlformats.org/officeDocument/2006/math" xmlns:v="urn:schemas-microsoft-com:vml" xmlns:wp14="http://schemas.microsoft.com/office/word/2010/wordprocessingDrawing" xmlns:wp="http://schemas.openxmlformats.org/drawingml/2006/wordprocessingDrawing" xmlns:w10="urn:schemas-microsoft-com:office:word" xmlns:w="http://schemas.openxmlformats.org/wordprocessingml/2006/main" xmlns:w14="http://schemas.microsoft.com/office/word/2010/wordml" xmlns:w15="http://schemas.microsoft.com/office/word/2012/wordml" xmlns:w16cex="http://schemas.microsoft.com/office/word/2018/wordml/cex" xmlns:w16cid="http://schemas.microsoft.com/office/word/2016/wordml/cid" xmlns:w16="http://schemas.microsoft.com/office/word/2018/wordml" xmlns:w16sdtdh="http://schemas.microsoft.com/office/word/2020/wordml/sdtdatahash" xmlns:w16se="http://schemas.microsoft.com/office/word/2015/wordml/symex" xmlns:wpg="http://schemas.microsoft.com/office/word/2010/wordprocessingGroup" xmlns:wpi="http://schemas.microsoft.com/office/word/2010/wordprocessingInk" xmlns:wne="http://schemas.microsoft.com/office/word/2006/wordml" xmlns:wps="http://schemas.microsoft.com/office/word/2010/wordprocessingShape" mc:Ignorable="w14 w15 w16se w16cid w16 w16cex w16sdtdh wp14">
   <w:endnote w:type="separator" w:id="-1">
     <w:p>
       <w:pPr>
@@ -2043,7 +1639,7 @@
 </file>
 
 <file path=word/footer1.xml><?xml version="1.0" encoding="utf-8"?>
-<w:ftr xmlns:wpc="http://schemas.microsoft.com/office/word/2010/wordprocessingCanvas" xmlns:cx="http://schemas.microsoft.com/office/drawing/2014/chartex" xmlns:cx1="http://schemas.microsoft.com/office/drawing/2015/9/8/chartex" xmlns:cx2="http://schemas.microsoft.com/office/drawing/2015/10/21/chartex" xmlns:cx3="http://schemas.microsoft.com/office/drawing/2016/5/9/chartex" xmlns:cx4="http://schemas.microsoft.com/office/drawing/2016/5/10/chartex" xmlns:cx5="http://schemas.microsoft.com/office/drawing/2016/5/11/chartex" xmlns:cx6="http://schemas.microsoft.com/office/drawing/2016/5/12/chartex" xmlns:cx7="http://schemas.microsoft.com/office/drawing/2016/5/13/chartex" xmlns:cx8="http://schemas.microsoft.com/office/drawing/2016/5/14/chartex" xmlns:mc="http://schemas.openxmlformats.org/markup-compatibility/2006" xmlns:aink="http://schemas.microsoft.com/office/drawing/2016/ink" xmlns:am3d="http://schemas.microsoft.com/office/drawing/2017/model3d" xmlns:o="urn:schemas-microsoft-com:office:office" xmlns:oel="http://schemas.microsoft.com/office/2019/extlst" xmlns:r="http://schemas.openxmlformats.org/officeDocument/2006/relationships" xmlns:m="http://schemas.openxmlformats.org/officeDocument/2006/math" xmlns:v="urn:schemas-microsoft-com:vml" xmlns:wp14="http://schemas.microsoft.com/office/word/2010/wordprocessingDrawing" xmlns:wp="http://schemas.openxmlformats.org/drawingml/2006/wordprocessingDrawing" xmlns:w10="urn:schemas-microsoft-com:office:word" xmlns:w="http://schemas.openxmlformats.org/wordprocessingml/2006/main" xmlns:w14="http://schemas.microsoft.com/office/word/2010/wordml" xmlns:w15="http://schemas.microsoft.com/office/word/2012/wordml" xmlns:w16cex="http://schemas.microsoft.com/office/word/2018/wordml/cex" xmlns:w16cid="http://schemas.microsoft.com/office/word/2016/wordml/cid" xmlns:w16="http://schemas.microsoft.com/office/word/2018/wordml" xmlns:w16du="http://schemas.microsoft.com/office/word/2023/wordml/word16du" xmlns:w16sdtdh="http://schemas.microsoft.com/office/word/2020/wordml/sdtdatahash" xmlns:w16se="http://schemas.microsoft.com/office/word/2015/wordml/symex" xmlns:wpg="http://schemas.microsoft.com/office/word/2010/wordprocessingGroup" xmlns:wpi="http://schemas.microsoft.com/office/word/2010/wordprocessingInk" xmlns:wne="http://schemas.microsoft.com/office/word/2006/wordml" xmlns:wps="http://schemas.microsoft.com/office/word/2010/wordprocessingShape" mc:Ignorable="w14 w15 w16se w16cid w16 w16cex w16sdtdh wp14">
+<w:ftr xmlns:wpc="http://schemas.microsoft.com/office/word/2010/wordprocessingCanvas" xmlns:cx="http://schemas.microsoft.com/office/drawing/2014/chartex" xmlns:cx1="http://schemas.microsoft.com/office/drawing/2015/9/8/chartex" xmlns:cx2="http://schemas.microsoft.com/office/drawing/2015/10/21/chartex" xmlns:cx3="http://schemas.microsoft.com/office/drawing/2016/5/9/chartex" xmlns:cx4="http://schemas.microsoft.com/office/drawing/2016/5/10/chartex" xmlns:cx5="http://schemas.microsoft.com/office/drawing/2016/5/11/chartex" xmlns:cx6="http://schemas.microsoft.com/office/drawing/2016/5/12/chartex" xmlns:cx7="http://schemas.microsoft.com/office/drawing/2016/5/13/chartex" xmlns:cx8="http://schemas.microsoft.com/office/drawing/2016/5/14/chartex" xmlns:mc="http://schemas.openxmlformats.org/markup-compatibility/2006" xmlns:aink="http://schemas.microsoft.com/office/drawing/2016/ink" xmlns:am3d="http://schemas.microsoft.com/office/drawing/2017/model3d" xmlns:o="urn:schemas-microsoft-com:office:office" xmlns:r="http://schemas.openxmlformats.org/officeDocument/2006/relationships" xmlns:m="http://schemas.openxmlformats.org/officeDocument/2006/math" xmlns:v="urn:schemas-microsoft-com:vml" xmlns:wp14="http://schemas.microsoft.com/office/word/2010/wordprocessingDrawing" xmlns:wp="http://schemas.openxmlformats.org/drawingml/2006/wordprocessingDrawing" xmlns:w10="urn:schemas-microsoft-com:office:word" xmlns:w="http://schemas.openxmlformats.org/wordprocessingml/2006/main" xmlns:w14="http://schemas.microsoft.com/office/word/2010/wordml" xmlns:w15="http://schemas.microsoft.com/office/word/2012/wordml" xmlns:w16cex="http://schemas.microsoft.com/office/word/2018/wordml/cex" xmlns:w16cid="http://schemas.microsoft.com/office/word/2016/wordml/cid" xmlns:w16="http://schemas.microsoft.com/office/word/2018/wordml" xmlns:w16sdtdh="http://schemas.microsoft.com/office/word/2020/wordml/sdtdatahash" xmlns:w16se="http://schemas.microsoft.com/office/word/2015/wordml/symex" xmlns:wpg="http://schemas.microsoft.com/office/word/2010/wordprocessingGroup" xmlns:wpi="http://schemas.microsoft.com/office/word/2010/wordprocessingInk" xmlns:wne="http://schemas.microsoft.com/office/word/2006/wordml" xmlns:wps="http://schemas.microsoft.com/office/word/2010/wordprocessingShape" mc:Ignorable="w14 w15 w16se w16cid w16 w16cex w16sdtdh wp14">
   <w:sdt>
     <w:sdtPr>
       <w:id w:val="1495451635"/>
@@ -2052,10 +1648,12 @@
         <w:docPartUnique/>
       </w:docPartObj>
     </w:sdtPr>
+    <w:sdtEndPr/>
     <w:sdtContent>
       <w:p>
         <w:pPr>
           <w:pStyle w:val="a6"/>
+          <w:ind w:right="-1"/>
           <w:jc w:val="right"/>
         </w:pPr>
         <w:r>
@@ -2094,7 +1692,7 @@
 </file>
 
 <file path=word/footnotes.xml><?xml version="1.0" encoding="utf-8"?>
-<w:footnotes xmlns:wpc="http://schemas.microsoft.com/office/word/2010/wordprocessingCanvas" xmlns:cx="http://schemas.microsoft.com/office/drawing/2014/chartex" xmlns:cx1="http://schemas.microsoft.com/office/drawing/2015/9/8/chartex" xmlns:cx2="http://schemas.microsoft.com/office/drawing/2015/10/21/chartex" xmlns:cx3="http://schemas.microsoft.com/office/drawing/2016/5/9/chartex" xmlns:cx4="http://schemas.microsoft.com/office/drawing/2016/5/10/chartex" xmlns:cx5="http://schemas.microsoft.com/office/drawing/2016/5/11/chartex" xmlns:cx6="http://schemas.microsoft.com/office/drawing/2016/5/12/chartex" xmlns:cx7="http://schemas.microsoft.com/office/drawing/2016/5/13/chartex" xmlns:cx8="http://schemas.microsoft.com/office/drawing/2016/5/14/chartex" xmlns:mc="http://schemas.openxmlformats.org/markup-compatibility/2006" xmlns:aink="http://schemas.microsoft.com/office/drawing/2016/ink" xmlns:am3d="http://schemas.microsoft.com/office/drawing/2017/model3d" xmlns:o="urn:schemas-microsoft-com:office:office" xmlns:oel="http://schemas.microsoft.com/office/2019/extlst" xmlns:r="http://schemas.openxmlformats.org/officeDocument/2006/relationships" xmlns:m="http://schemas.openxmlformats.org/officeDocument/2006/math" xmlns:v="urn:schemas-microsoft-com:vml" xmlns:wp14="http://schemas.microsoft.com/office/word/2010/wordprocessingDrawing" xmlns:wp="http://schemas.openxmlformats.org/drawingml/2006/wordprocessingDrawing" xmlns:w10="urn:schemas-microsoft-com:office:word" xmlns:w="http://schemas.openxmlformats.org/wordprocessingml/2006/main" xmlns:w14="http://schemas.microsoft.com/office/word/2010/wordml" xmlns:w15="http://schemas.microsoft.com/office/word/2012/wordml" xmlns:w16cex="http://schemas.microsoft.com/office/word/2018/wordml/cex" xmlns:w16cid="http://schemas.microsoft.com/office/word/2016/wordml/cid" xmlns:w16="http://schemas.microsoft.com/office/word/2018/wordml" xmlns:w16du="http://schemas.microsoft.com/office/word/2023/wordml/word16du" xmlns:w16sdtdh="http://schemas.microsoft.com/office/word/2020/wordml/sdtdatahash" xmlns:w16se="http://schemas.microsoft.com/office/word/2015/wordml/symex" xmlns:wpg="http://schemas.microsoft.com/office/word/2010/wordprocessingGroup" xmlns:wpi="http://schemas.microsoft.com/office/word/2010/wordprocessingInk" xmlns:wne="http://schemas.microsoft.com/office/word/2006/wordml" xmlns:wps="http://schemas.microsoft.com/office/word/2010/wordprocessingShape" mc:Ignorable="w14 w15 w16se w16cid w16 w16cex w16sdtdh wp14">
+<w:footnotes xmlns:wpc="http://schemas.microsoft.com/office/word/2010/wordprocessingCanvas" xmlns:cx="http://schemas.microsoft.com/office/drawing/2014/chartex" xmlns:cx1="http://schemas.microsoft.com/office/drawing/2015/9/8/chartex" xmlns:cx2="http://schemas.microsoft.com/office/drawing/2015/10/21/chartex" xmlns:cx3="http://schemas.microsoft.com/office/drawing/2016/5/9/chartex" xmlns:cx4="http://schemas.microsoft.com/office/drawing/2016/5/10/chartex" xmlns:cx5="http://schemas.microsoft.com/office/drawing/2016/5/11/chartex" xmlns:cx6="http://schemas.microsoft.com/office/drawing/2016/5/12/chartex" xmlns:cx7="http://schemas.microsoft.com/office/drawing/2016/5/13/chartex" xmlns:cx8="http://schemas.microsoft.com/office/drawing/2016/5/14/chartex" xmlns:mc="http://schemas.openxmlformats.org/markup-compatibility/2006" xmlns:aink="http://schemas.microsoft.com/office/drawing/2016/ink" xmlns:am3d="http://schemas.microsoft.com/office/drawing/2017/model3d" xmlns:o="urn:schemas-microsoft-com:office:office" xmlns:r="http://schemas.openxmlformats.org/officeDocument/2006/relationships" xmlns:m="http://schemas.openxmlformats.org/officeDocument/2006/math" xmlns:v="urn:schemas-microsoft-com:vml" xmlns:wp14="http://schemas.microsoft.com/office/word/2010/wordprocessingDrawing" xmlns:wp="http://schemas.openxmlformats.org/drawingml/2006/wordprocessingDrawing" xmlns:w10="urn:schemas-microsoft-com:office:word" xmlns:w="http://schemas.openxmlformats.org/wordprocessingml/2006/main" xmlns:w14="http://schemas.microsoft.com/office/word/2010/wordml" xmlns:w15="http://schemas.microsoft.com/office/word/2012/wordml" xmlns:w16cex="http://schemas.microsoft.com/office/word/2018/wordml/cex" xmlns:w16cid="http://schemas.microsoft.com/office/word/2016/wordml/cid" xmlns:w16="http://schemas.microsoft.com/office/word/2018/wordml" xmlns:w16sdtdh="http://schemas.microsoft.com/office/word/2020/wordml/sdtdatahash" xmlns:w16se="http://schemas.microsoft.com/office/word/2015/wordml/symex" xmlns:wpg="http://schemas.microsoft.com/office/word/2010/wordprocessingGroup" xmlns:wpi="http://schemas.microsoft.com/office/word/2010/wordprocessingInk" xmlns:wne="http://schemas.microsoft.com/office/word/2006/wordml" xmlns:wps="http://schemas.microsoft.com/office/word/2010/wordprocessingShape" mc:Ignorable="w14 w15 w16se w16cid w16 w16cex w16sdtdh wp14">
   <w:footnote w:type="separator" w:id="-1">
     <w:p>
       <w:pPr>
@@ -2119,7 +1717,7 @@
 </file>
 
 <file path=word/numbering.xml><?xml version="1.0" encoding="utf-8"?>
-<w:numbering xmlns:wpc="http://schemas.microsoft.com/office/word/2010/wordprocessingCanvas" xmlns:cx="http://schemas.microsoft.com/office/drawing/2014/chartex" xmlns:cx1="http://schemas.microsoft.com/office/drawing/2015/9/8/chartex" xmlns:cx2="http://schemas.microsoft.com/office/drawing/2015/10/21/chartex" xmlns:cx3="http://schemas.microsoft.com/office/drawing/2016/5/9/chartex" xmlns:cx4="http://schemas.microsoft.com/office/drawing/2016/5/10/chartex" xmlns:cx5="http://schemas.microsoft.com/office/drawing/2016/5/11/chartex" xmlns:cx6="http://schemas.microsoft.com/office/drawing/2016/5/12/chartex" xmlns:cx7="http://schemas.microsoft.com/office/drawing/2016/5/13/chartex" xmlns:cx8="http://schemas.microsoft.com/office/drawing/2016/5/14/chartex" xmlns:mc="http://schemas.openxmlformats.org/markup-compatibility/2006" xmlns:aink="http://schemas.microsoft.com/office/drawing/2016/ink" xmlns:am3d="http://schemas.microsoft.com/office/drawing/2017/model3d" xmlns:o="urn:schemas-microsoft-com:office:office" xmlns:oel="http://schemas.microsoft.com/office/2019/extlst" xmlns:r="http://schemas.openxmlformats.org/officeDocument/2006/relationships" xmlns:m="http://schemas.openxmlformats.org/officeDocument/2006/math" xmlns:v="urn:schemas-microsoft-com:vml" xmlns:wp14="http://schemas.microsoft.com/office/word/2010/wordprocessingDrawing" xmlns:wp="http://schemas.openxmlformats.org/drawingml/2006/wordprocessingDrawing" xmlns:w10="urn:schemas-microsoft-com:office:word" xmlns:w="http://schemas.openxmlformats.org/wordprocessingml/2006/main" xmlns:w14="http://schemas.microsoft.com/office/word/2010/wordml" xmlns:w15="http://schemas.microsoft.com/office/word/2012/wordml" xmlns:w16cex="http://schemas.microsoft.com/office/word/2018/wordml/cex" xmlns:w16cid="http://schemas.microsoft.com/office/word/2016/wordml/cid" xmlns:w16="http://schemas.microsoft.com/office/word/2018/wordml" xmlns:w16du="http://schemas.microsoft.com/office/word/2023/wordml/word16du" xmlns:w16sdtdh="http://schemas.microsoft.com/office/word/2020/wordml/sdtdatahash" xmlns:w16se="http://schemas.microsoft.com/office/word/2015/wordml/symex" xmlns:wpg="http://schemas.microsoft.com/office/word/2010/wordprocessingGroup" xmlns:wpi="http://schemas.microsoft.com/office/word/2010/wordprocessingInk" xmlns:wne="http://schemas.microsoft.com/office/word/2006/wordml" xmlns:wps="http://schemas.microsoft.com/office/word/2010/wordprocessingShape" mc:Ignorable="w14 w15 w16se w16cid w16 w16cex w16sdtdh wp14">
+<w:numbering xmlns:wpc="http://schemas.microsoft.com/office/word/2010/wordprocessingCanvas" xmlns:cx="http://schemas.microsoft.com/office/drawing/2014/chartex" xmlns:cx1="http://schemas.microsoft.com/office/drawing/2015/9/8/chartex" xmlns:cx2="http://schemas.microsoft.com/office/drawing/2015/10/21/chartex" xmlns:cx3="http://schemas.microsoft.com/office/drawing/2016/5/9/chartex" xmlns:cx4="http://schemas.microsoft.com/office/drawing/2016/5/10/chartex" xmlns:cx5="http://schemas.microsoft.com/office/drawing/2016/5/11/chartex" xmlns:cx6="http://schemas.microsoft.com/office/drawing/2016/5/12/chartex" xmlns:cx7="http://schemas.microsoft.com/office/drawing/2016/5/13/chartex" xmlns:cx8="http://schemas.microsoft.com/office/drawing/2016/5/14/chartex" xmlns:mc="http://schemas.openxmlformats.org/markup-compatibility/2006" xmlns:aink="http://schemas.microsoft.com/office/drawing/2016/ink" xmlns:am3d="http://schemas.microsoft.com/office/drawing/2017/model3d" xmlns:o="urn:schemas-microsoft-com:office:office" xmlns:r="http://schemas.openxmlformats.org/officeDocument/2006/relationships" xmlns:m="http://schemas.openxmlformats.org/officeDocument/2006/math" xmlns:v="urn:schemas-microsoft-com:vml" xmlns:wp14="http://schemas.microsoft.com/office/word/2010/wordprocessingDrawing" xmlns:wp="http://schemas.openxmlformats.org/drawingml/2006/wordprocessingDrawing" xmlns:w10="urn:schemas-microsoft-com:office:word" xmlns:w="http://schemas.openxmlformats.org/wordprocessingml/2006/main" xmlns:w14="http://schemas.microsoft.com/office/word/2010/wordml" xmlns:w15="http://schemas.microsoft.com/office/word/2012/wordml" xmlns:w16cex="http://schemas.microsoft.com/office/word/2018/wordml/cex" xmlns:w16cid="http://schemas.microsoft.com/office/word/2016/wordml/cid" xmlns:w16="http://schemas.microsoft.com/office/word/2018/wordml" xmlns:w16sdtdh="http://schemas.microsoft.com/office/word/2020/wordml/sdtdatahash" xmlns:w16se="http://schemas.microsoft.com/office/word/2015/wordml/symex" xmlns:wpg="http://schemas.microsoft.com/office/word/2010/wordprocessingGroup" xmlns:wpi="http://schemas.microsoft.com/office/word/2010/wordprocessingInk" xmlns:wne="http://schemas.microsoft.com/office/word/2006/wordml" xmlns:wps="http://schemas.microsoft.com/office/word/2010/wordprocessingShape" mc:Ignorable="w14 w15 w16se w16cid w16 w16cex w16sdtdh wp14">
   <w:abstractNum w:abstractNumId="0" w15:restartNumberingAfterBreak="0">
     <w:nsid w:val="FFFFFF89"/>
     <w:multiLevelType w:val="singleLevel"/>
@@ -5964,112 +5562,112 @@
       </w:rPr>
     </w:lvl>
   </w:abstractNum>
-  <w:num w:numId="1" w16cid:durableId="136383685">
+  <w:num w:numId="1">
     <w:abstractNumId w:val="23"/>
   </w:num>
-  <w:num w:numId="2" w16cid:durableId="518736511">
+  <w:num w:numId="2">
     <w:abstractNumId w:val="20"/>
   </w:num>
-  <w:num w:numId="3" w16cid:durableId="326397526">
+  <w:num w:numId="3">
     <w:abstractNumId w:val="24"/>
   </w:num>
-  <w:num w:numId="4" w16cid:durableId="1366977109">
+  <w:num w:numId="4">
     <w:abstractNumId w:val="10"/>
   </w:num>
-  <w:num w:numId="5" w16cid:durableId="867909641">
+  <w:num w:numId="5">
     <w:abstractNumId w:val="12"/>
   </w:num>
-  <w:num w:numId="6" w16cid:durableId="1021392459">
+  <w:num w:numId="6">
     <w:abstractNumId w:val="26"/>
   </w:num>
-  <w:num w:numId="7" w16cid:durableId="594554610">
+  <w:num w:numId="7">
     <w:abstractNumId w:val="17"/>
   </w:num>
-  <w:num w:numId="8" w16cid:durableId="1136484276">
+  <w:num w:numId="8">
     <w:abstractNumId w:val="15"/>
   </w:num>
-  <w:num w:numId="9" w16cid:durableId="854073013">
+  <w:num w:numId="9">
     <w:abstractNumId w:val="33"/>
   </w:num>
-  <w:num w:numId="10" w16cid:durableId="1768891885">
+  <w:num w:numId="10">
     <w:abstractNumId w:val="7"/>
   </w:num>
-  <w:num w:numId="11" w16cid:durableId="1311717102">
+  <w:num w:numId="11">
     <w:abstractNumId w:val="27"/>
   </w:num>
-  <w:num w:numId="12" w16cid:durableId="135149019">
+  <w:num w:numId="12">
     <w:abstractNumId w:val="4"/>
   </w:num>
-  <w:num w:numId="13" w16cid:durableId="735010049">
+  <w:num w:numId="13">
     <w:abstractNumId w:val="19"/>
   </w:num>
-  <w:num w:numId="14" w16cid:durableId="305936934">
+  <w:num w:numId="14">
     <w:abstractNumId w:val="22"/>
   </w:num>
-  <w:num w:numId="15" w16cid:durableId="1537623584">
+  <w:num w:numId="15">
     <w:abstractNumId w:val="18"/>
   </w:num>
-  <w:num w:numId="16" w16cid:durableId="1140463873">
+  <w:num w:numId="16">
     <w:abstractNumId w:val="29"/>
   </w:num>
-  <w:num w:numId="17" w16cid:durableId="1654333615">
+  <w:num w:numId="17">
     <w:abstractNumId w:val="6"/>
   </w:num>
-  <w:num w:numId="18" w16cid:durableId="1669821819">
+  <w:num w:numId="18">
     <w:abstractNumId w:val="16"/>
   </w:num>
-  <w:num w:numId="19" w16cid:durableId="1396473357">
+  <w:num w:numId="19">
     <w:abstractNumId w:val="25"/>
   </w:num>
-  <w:num w:numId="20" w16cid:durableId="628241189">
+  <w:num w:numId="20">
     <w:abstractNumId w:val="5"/>
   </w:num>
-  <w:num w:numId="21" w16cid:durableId="810364745">
+  <w:num w:numId="21">
     <w:abstractNumId w:val="2"/>
   </w:num>
-  <w:num w:numId="22" w16cid:durableId="2107340442">
+  <w:num w:numId="22">
     <w:abstractNumId w:val="13"/>
   </w:num>
-  <w:num w:numId="23" w16cid:durableId="1005011588">
+  <w:num w:numId="23">
     <w:abstractNumId w:val="9"/>
   </w:num>
-  <w:num w:numId="24" w16cid:durableId="1402366692">
+  <w:num w:numId="24">
     <w:abstractNumId w:val="14"/>
   </w:num>
-  <w:num w:numId="25" w16cid:durableId="47074991">
+  <w:num w:numId="25">
     <w:abstractNumId w:val="28"/>
   </w:num>
-  <w:num w:numId="26" w16cid:durableId="194540452">
+  <w:num w:numId="26">
     <w:abstractNumId w:val="34"/>
   </w:num>
-  <w:num w:numId="27" w16cid:durableId="1924678022">
+  <w:num w:numId="27">
     <w:abstractNumId w:val="1"/>
   </w:num>
-  <w:num w:numId="28" w16cid:durableId="1930848814">
+  <w:num w:numId="28">
     <w:abstractNumId w:val="30"/>
   </w:num>
-  <w:num w:numId="29" w16cid:durableId="167059465">
+  <w:num w:numId="29">
     <w:abstractNumId w:val="8"/>
   </w:num>
-  <w:num w:numId="30" w16cid:durableId="1158303000">
+  <w:num w:numId="30">
     <w:abstractNumId w:val="32"/>
   </w:num>
-  <w:num w:numId="31" w16cid:durableId="1900050648">
+  <w:num w:numId="31">
     <w:abstractNumId w:val="31"/>
   </w:num>
-  <w:num w:numId="32" w16cid:durableId="747730548">
+  <w:num w:numId="32">
     <w:abstractNumId w:val="35"/>
   </w:num>
-  <w:num w:numId="33" w16cid:durableId="879897083">
+  <w:num w:numId="33">
     <w:abstractNumId w:val="0"/>
   </w:num>
-  <w:num w:numId="34" w16cid:durableId="208147832">
+  <w:num w:numId="34">
     <w:abstractNumId w:val="21"/>
   </w:num>
-  <w:num w:numId="35" w16cid:durableId="104858267">
+  <w:num w:numId="35">
     <w:abstractNumId w:val="11"/>
   </w:num>
-  <w:num w:numId="36" w16cid:durableId="1483544398">
+  <w:num w:numId="36">
     <w:abstractNumId w:val="3"/>
   </w:num>
   <w:numIdMacAtCleanup w:val="7"/>
